--- a/Software Details/Software Details.docx
+++ b/Software Details/Software Details.docx
@@ -1,510 +1,1023 @@
 
 <file path=word/document.xml><?xml version="1.0" encoding="utf-8"?>
-<w:document xmlns:wpc="http://schemas.microsoft.com/office/word/2010/wordprocessingCanvas" xmlns:mc="http://schemas.openxmlformats.org/markup-compatibility/2006" xmlns:o="urn:schemas-microsoft-com:office:office" xmlns:r="http://schemas.openxmlformats.org/officeDocument/2006/relationships" xmlns:m="http://schemas.openxmlformats.org/officeDocument/2006/math" xmlns:v="urn:schemas-microsoft-com:vml" xmlns:wp14="http://schemas.microsoft.com/office/word/2010/wordprocessingDrawing" xmlns:wp="http://schemas.openxmlformats.org/drawingml/2006/wordprocessingDrawing" xmlns:w10="urn:schemas-microsoft-com:office:word" xmlns:w="http://schemas.openxmlformats.org/wordprocessingml/2006/main" xmlns:w14="http://schemas.microsoft.com/office/word/2010/wordml" xmlns:w15="http://schemas.microsoft.com/office/word/2012/wordml" xmlns:wpg="http://schemas.microsoft.com/office/word/2010/wordprocessingGroup" xmlns:wpi="http://schemas.microsoft.com/office/word/2010/wordprocessingInk" xmlns:wne="http://schemas.microsoft.com/office/word/2006/wordml" xmlns:wps="http://schemas.microsoft.com/office/word/2010/wordprocessingShape" xmlns:w16se="http://schemas.microsoft.com/office/word/2015/wordml/symex" xmlns:w16cid="http://schemas.microsoft.com/office/word/2016/wordml/cid" xmlns:w16="http://schemas.microsoft.com/office/word/2018/wordml" xmlns:w16cex="http://schemas.microsoft.com/office/word/2018/wordml/cex" xmlns:w16sdtdh="http://schemas.microsoft.com/office/word/2020/wordml/sdtdatahash" xmlns:w16sdtfl="http://schemas.microsoft.com/office/word/2024/wordml/sdtformatlock" mc:Ignorable="w14 w15 wp14 w16se w16cid w16 w16cex w16sdtdh w16sdtfl">
+<w:document xmlns:wpc="http://schemas.microsoft.com/office/word/2010/wordprocessingCanvas" xmlns:cx="http://schemas.microsoft.com/office/drawing/2014/chartex" xmlns:cx1="http://schemas.microsoft.com/office/drawing/2015/9/8/chartex" xmlns:cx2="http://schemas.microsoft.com/office/drawing/2015/10/21/chartex" xmlns:cx3="http://schemas.microsoft.com/office/drawing/2016/5/9/chartex" xmlns:cx4="http://schemas.microsoft.com/office/drawing/2016/5/10/chartex" xmlns:cx5="http://schemas.microsoft.com/office/drawing/2016/5/11/chartex" xmlns:cx6="http://schemas.microsoft.com/office/drawing/2016/5/12/chartex" xmlns:cx7="http://schemas.microsoft.com/office/drawing/2016/5/13/chartex" xmlns:cx8="http://schemas.microsoft.com/office/drawing/2016/5/14/chartex" xmlns:mc="http://schemas.openxmlformats.org/markup-compatibility/2006" xmlns:aink="http://schemas.microsoft.com/office/drawing/2016/ink" xmlns:am3d="http://schemas.microsoft.com/office/drawing/2017/model3d" xmlns:o="urn:schemas-microsoft-com:office:office" xmlns:oel="http://schemas.microsoft.com/office/2019/extlst" xmlns:r="http://schemas.openxmlformats.org/officeDocument/2006/relationships" xmlns:m="http://schemas.openxmlformats.org/officeDocument/2006/math" xmlns:v="urn:schemas-microsoft-com:vml" xmlns:wp14="http://schemas.microsoft.com/office/word/2010/wordprocessingDrawing" xmlns:wp="http://schemas.openxmlformats.org/drawingml/2006/wordprocessingDrawing" xmlns:w10="urn:schemas-microsoft-com:office:word" xmlns:w="http://schemas.openxmlformats.org/wordprocessingml/2006/main" xmlns:w14="http://schemas.microsoft.com/office/word/2010/wordml" xmlns:w15="http://schemas.microsoft.com/office/word/2012/wordml" xmlns:w16cex="http://schemas.microsoft.com/office/word/2018/wordml/cex" xmlns:w16cid="http://schemas.microsoft.com/office/word/2016/wordml/cid" xmlns:w16="http://schemas.microsoft.com/office/word/2018/wordml" xmlns:w16du="http://schemas.microsoft.com/office/word/2023/wordml/word16du" xmlns:w16sdtdh="http://schemas.microsoft.com/office/word/2020/wordml/sdtdatahash" xmlns:w16sdtfl="http://schemas.microsoft.com/office/word/2024/wordml/sdtformatlock" xmlns:w16se="http://schemas.microsoft.com/office/word/2015/wordml/symex" xmlns:wpg="http://schemas.microsoft.com/office/word/2010/wordprocessingGroup" xmlns:wpi="http://schemas.microsoft.com/office/word/2010/wordprocessingInk" xmlns:wne="http://schemas.microsoft.com/office/word/2006/wordml" xmlns:wps="http://schemas.microsoft.com/office/word/2010/wordprocessingShape" mc:Ignorable="w14 w15 w16se w16cid w16 w16cex w16sdtdh w16sdtfl w16du wp14">
   <w:body>
-    <w:p xmlns:wp14="http://schemas.microsoft.com/office/word/2010/wordml" wp14:paraId="2429D5E8" wp14:textId="186B35E3">
+    <w:p>
       <w:pPr>
         <w:pStyle w:val="Heading1"/>
-        <w:spacing w:before="322" w:beforeAutospacing="off" w:after="322" w:afterAutospacing="off"/>
-      </w:pPr>
-      <w:r>
-        <w:rPr>
-          <w:rFonts w:ascii="Aptos Display" w:hAnsi="Aptos Display" w:eastAsia="Aptos Display" w:cs="Aptos Display"/>
-          <w:b w:val="1"/>
-          <w:bCs w:val="1"/>
-          <w:noProof w:val="0"/>
+        <w:spacing w:before="322" w:after="322"/>
+      </w:pPr>
+      <w:r>
+        <w:rPr>
+          <w:rFonts w:ascii="Aptos Display" w:eastAsia="Aptos Display" w:hAnsi="Aptos Display" w:cs="Aptos Display"/>
+          <w:b/>
+          <w:bCs/>
           <w:sz w:val="48"/>
           <w:szCs w:val="48"/>
-          <w:lang w:val="en-US"/>
         </w:rPr>
         <w:t>Software Documentation</w:t>
       </w:r>
     </w:p>
-    <w:p xmlns:wp14="http://schemas.microsoft.com/office/word/2010/wordml" wp14:paraId="17ADEA4F" wp14:textId="45F67134">
+    <w:p>
       <w:pPr>
         <w:pStyle w:val="Heading3"/>
-        <w:spacing w:before="281" w:beforeAutospacing="off" w:after="281" w:afterAutospacing="off"/>
-      </w:pPr>
-      <w:r>
-        <w:rPr>
-          <w:rFonts w:ascii="Aptos Display" w:hAnsi="Aptos Display" w:eastAsia="Aptos Display" w:cs="Aptos Display"/>
-          <w:b w:val="1"/>
-          <w:bCs w:val="1"/>
-          <w:noProof w:val="0"/>
-          <w:sz w:val="28"/>
-          <w:szCs w:val="28"/>
-          <w:lang w:val="en-US"/>
+        <w:spacing w:before="281" w:after="281"/>
+      </w:pPr>
+      <w:r>
+        <w:rPr>
+          <w:rFonts w:ascii="Aptos Display" w:eastAsia="Aptos Display" w:hAnsi="Aptos Display" w:cs="Aptos Display"/>
+          <w:b/>
+          <w:bCs/>
         </w:rPr>
         <w:t>1. Software Overview</w:t>
       </w:r>
     </w:p>
-    <w:p xmlns:wp14="http://schemas.microsoft.com/office/word/2010/wordml" wp14:paraId="183DBE48" wp14:textId="1966587B">
-      <w:pPr>
-        <w:pStyle w:val="ListParagraph"/>
-        <w:numPr>
-          <w:ilvl w:val="0"/>
-          <w:numId w:val="1"/>
-        </w:numPr>
-        <w:spacing w:before="0" w:beforeAutospacing="off" w:after="0" w:afterAutospacing="off"/>
-        <w:rPr>
-          <w:rFonts w:ascii="Aptos Display" w:hAnsi="Aptos Display" w:eastAsia="Aptos Display" w:cs="Aptos Display"/>
-          <w:i w:val="1"/>
-          <w:iCs w:val="1"/>
-          <w:noProof w:val="0"/>
-          <w:color w:val="7F7F7F" w:themeColor="text1" w:themeTint="80" w:themeShade="FF"/>
-          <w:sz w:val="24"/>
-          <w:szCs w:val="24"/>
-          <w:lang w:val="en-US"/>
-        </w:rPr>
-      </w:pPr>
-      <w:r>
-        <w:rPr>
-          <w:rFonts w:ascii="Aptos Display" w:hAnsi="Aptos Display" w:eastAsia="Aptos Display" w:cs="Aptos Display"/>
-          <w:i w:val="1"/>
-          <w:iCs w:val="1"/>
-          <w:noProof w:val="0"/>
-          <w:color w:val="7F7F7F" w:themeColor="text1" w:themeTint="80" w:themeShade="FF"/>
-          <w:sz w:val="24"/>
-          <w:szCs w:val="24"/>
-          <w:lang w:val="en-US"/>
-        </w:rPr>
-        <w:t xml:space="preserve">What does the software do? </w:t>
-      </w:r>
-    </w:p>
-    <w:p xmlns:wp14="http://schemas.microsoft.com/office/word/2010/wordml" wp14:paraId="5B3DD69C" wp14:textId="241270B6">
-      <w:pPr>
-        <w:pStyle w:val="ListParagraph"/>
-        <w:numPr>
-          <w:ilvl w:val="0"/>
-          <w:numId w:val="1"/>
-        </w:numPr>
-        <w:spacing w:before="0" w:beforeAutospacing="off" w:after="0" w:afterAutospacing="off"/>
-        <w:rPr>
-          <w:rFonts w:ascii="Aptos Display" w:hAnsi="Aptos Display" w:eastAsia="Aptos Display" w:cs="Aptos Display"/>
-          <w:i w:val="1"/>
-          <w:iCs w:val="1"/>
-          <w:noProof w:val="0"/>
-          <w:color w:val="7F7F7F" w:themeColor="text1" w:themeTint="80" w:themeShade="FF"/>
-          <w:sz w:val="24"/>
-          <w:szCs w:val="24"/>
-          <w:lang w:val="en-US"/>
-        </w:rPr>
-      </w:pPr>
-      <w:r>
-        <w:rPr>
-          <w:rFonts w:ascii="Aptos Display" w:hAnsi="Aptos Display" w:eastAsia="Aptos Display" w:cs="Aptos Display"/>
-          <w:i w:val="1"/>
-          <w:iCs w:val="1"/>
-          <w:noProof w:val="0"/>
-          <w:color w:val="7F7F7F" w:themeColor="text1" w:themeTint="80" w:themeShade="FF"/>
-          <w:sz w:val="24"/>
-          <w:szCs w:val="24"/>
-          <w:lang w:val="en-US"/>
-        </w:rPr>
-        <w:t>Platforms used (</w:t>
-      </w:r>
-      <w:r>
-        <w:rPr>
-          <w:rFonts w:ascii="Aptos Display" w:hAnsi="Aptos Display" w:eastAsia="Aptos Display" w:cs="Aptos Display"/>
-          <w:i w:val="1"/>
-          <w:iCs w:val="1"/>
-          <w:noProof w:val="0"/>
-          <w:color w:val="7F7F7F" w:themeColor="text1" w:themeTint="80" w:themeShade="FF"/>
-          <w:sz w:val="24"/>
-          <w:szCs w:val="24"/>
-          <w:lang w:val="en-US"/>
-        </w:rPr>
-        <w:t>MicroPython</w:t>
-      </w:r>
-      <w:r>
-        <w:rPr>
-          <w:rFonts w:ascii="Aptos Display" w:hAnsi="Aptos Display" w:eastAsia="Aptos Display" w:cs="Aptos Display"/>
-          <w:i w:val="1"/>
-          <w:iCs w:val="1"/>
-          <w:noProof w:val="0"/>
-          <w:color w:val="7F7F7F" w:themeColor="text1" w:themeTint="80" w:themeShade="FF"/>
-          <w:sz w:val="24"/>
-          <w:szCs w:val="24"/>
-          <w:lang w:val="en-US"/>
-        </w:rPr>
-        <w:t xml:space="preserve">, MIT App Inventor, etc.) </w:t>
-      </w:r>
-    </w:p>
-    <w:p xmlns:wp14="http://schemas.microsoft.com/office/word/2010/wordml" wp14:paraId="361E41CE" wp14:textId="2FD32CEC"/>
-    <w:p xmlns:wp14="http://schemas.microsoft.com/office/word/2010/wordml" wp14:paraId="2372674E" wp14:textId="4F55067C">
+    <w:p>
+      <w:pPr>
+        <w:rPr>
+          <w:rFonts w:ascii="Aptos Display" w:eastAsia="Aptos Display" w:hAnsi="Aptos Display" w:cs="Aptos Display"/>
+          <w:i/>
+          <w:iCs/>
+          <w:color w:val="7F7F7F" w:themeColor="text1" w:themeTint="80"/>
+          <w:lang w:val="en-IN"/>
+        </w:rPr>
+      </w:pPr>
+      <w:r>
+        <w:rPr>
+          <w:rFonts w:ascii="Aptos Display" w:eastAsia="Aptos Display" w:hAnsi="Aptos Display" w:cs="Aptos Display"/>
+          <w:b/>
+          <w:bCs/>
+          <w:i/>
+          <w:iCs/>
+          <w:color w:val="7F7F7F" w:themeColor="text1" w:themeTint="80"/>
+          <w:lang w:val="en-IN"/>
+        </w:rPr>
+        <w:t>• What does the software do?</w:t>
+      </w:r>
+      <w:r>
+        <w:rPr>
+          <w:rFonts w:ascii="Aptos Display" w:eastAsia="Aptos Display" w:hAnsi="Aptos Display" w:cs="Aptos Display"/>
+          <w:i/>
+          <w:iCs/>
+          <w:color w:val="7F7F7F" w:themeColor="text1" w:themeTint="80"/>
+          <w:lang w:val="en-IN"/>
+        </w:rPr>
+        <w:br/>
+        <w:t>The software controls an interactive laser-based shooting game that combines real-time physical input with memory-based gameplay. The system is divided across two ESP32 microcontrollers to handle different tasks efficiently.</w:t>
+      </w:r>
+    </w:p>
+    <w:p>
+      <w:pPr>
+        <w:rPr>
+          <w:rFonts w:ascii="Aptos Display" w:eastAsia="Aptos Display" w:hAnsi="Aptos Display" w:cs="Aptos Display"/>
+          <w:i/>
+          <w:iCs/>
+          <w:color w:val="7F7F7F" w:themeColor="text1" w:themeTint="80"/>
+          <w:lang w:val="en-IN"/>
+        </w:rPr>
+      </w:pPr>
+      <w:r>
+        <w:rPr>
+          <w:rFonts w:ascii="Aptos Display" w:eastAsia="Aptos Display" w:hAnsi="Aptos Display" w:cs="Aptos Display"/>
+          <w:i/>
+          <w:iCs/>
+          <w:color w:val="7F7F7F" w:themeColor="text1" w:themeTint="80"/>
+          <w:lang w:val="en-IN"/>
+        </w:rPr>
+        <w:t xml:space="preserve">The </w:t>
+      </w:r>
+      <w:r>
+        <w:rPr>
+          <w:rFonts w:ascii="Aptos Display" w:eastAsia="Aptos Display" w:hAnsi="Aptos Display" w:cs="Aptos Display"/>
+          <w:b/>
+          <w:bCs/>
+          <w:i/>
+          <w:iCs/>
+          <w:color w:val="7F7F7F" w:themeColor="text1" w:themeTint="80"/>
+          <w:lang w:val="en-IN"/>
+        </w:rPr>
+        <w:t>first ESP32</w:t>
+      </w:r>
+      <w:r>
+        <w:rPr>
+          <w:rFonts w:ascii="Aptos Display" w:eastAsia="Aptos Display" w:hAnsi="Aptos Display" w:cs="Aptos Display"/>
+          <w:i/>
+          <w:iCs/>
+          <w:color w:val="7F7F7F" w:themeColor="text1" w:themeTint="80"/>
+          <w:lang w:val="en-IN"/>
+        </w:rPr>
+        <w:t xml:space="preserve"> runs the core game logic. It generates random target sequences, manages scoring, and controls feedback through the LCD display, </w:t>
+      </w:r>
+      <w:proofErr w:type="spellStart"/>
+      <w:r>
+        <w:rPr>
+          <w:rFonts w:ascii="Aptos Display" w:eastAsia="Aptos Display" w:hAnsi="Aptos Display" w:cs="Aptos Display"/>
+          <w:i/>
+          <w:iCs/>
+          <w:color w:val="7F7F7F" w:themeColor="text1" w:themeTint="80"/>
+          <w:lang w:val="en-IN"/>
+        </w:rPr>
+        <w:t>NeoPixel</w:t>
+      </w:r>
+      <w:proofErr w:type="spellEnd"/>
+      <w:r>
+        <w:rPr>
+          <w:rFonts w:ascii="Aptos Display" w:eastAsia="Aptos Display" w:hAnsi="Aptos Display" w:cs="Aptos Display"/>
+          <w:i/>
+          <w:iCs/>
+          <w:color w:val="7F7F7F" w:themeColor="text1" w:themeTint="80"/>
+          <w:lang w:val="en-IN"/>
+        </w:rPr>
+        <w:t xml:space="preserve"> LEDs, and buzzer. It also processes input from LDR sensors to detect hits and verifies the user’s response during the sequence replication phase.</w:t>
+      </w:r>
+    </w:p>
+    <w:p>
+      <w:pPr>
+        <w:rPr>
+          <w:rFonts w:ascii="Aptos Display" w:eastAsia="Aptos Display" w:hAnsi="Aptos Display" w:cs="Aptos Display"/>
+          <w:i/>
+          <w:iCs/>
+          <w:color w:val="7F7F7F" w:themeColor="text1" w:themeTint="80"/>
+          <w:lang w:val="en-IN"/>
+        </w:rPr>
+      </w:pPr>
+      <w:r>
+        <w:rPr>
+          <w:rFonts w:ascii="Aptos Display" w:eastAsia="Aptos Display" w:hAnsi="Aptos Display" w:cs="Aptos Display"/>
+          <w:i/>
+          <w:iCs/>
+          <w:color w:val="7F7F7F" w:themeColor="text1" w:themeTint="80"/>
+          <w:lang w:val="en-IN"/>
+        </w:rPr>
+        <w:t xml:space="preserve">The </w:t>
+      </w:r>
+      <w:r>
+        <w:rPr>
+          <w:rFonts w:ascii="Aptos Display" w:eastAsia="Aptos Display" w:hAnsi="Aptos Display" w:cs="Aptos Display"/>
+          <w:b/>
+          <w:bCs/>
+          <w:i/>
+          <w:iCs/>
+          <w:color w:val="7F7F7F" w:themeColor="text1" w:themeTint="80"/>
+          <w:lang w:val="en-IN"/>
+        </w:rPr>
+        <w:t>second ESP32</w:t>
+      </w:r>
+      <w:r>
+        <w:rPr>
+          <w:rFonts w:ascii="Aptos Display" w:eastAsia="Aptos Display" w:hAnsi="Aptos Display" w:cs="Aptos Display"/>
+          <w:i/>
+          <w:iCs/>
+          <w:color w:val="7F7F7F" w:themeColor="text1" w:themeTint="80"/>
+          <w:lang w:val="en-IN"/>
+        </w:rPr>
+        <w:t xml:space="preserve"> is dedicated to input control. It receives joystick data and translates it into movement for a dual-axis servo mechanism, allowing the user to aim the laser module smoothly in real time. This separation ensures responsive control while keeping the game logic stable.</w:t>
+      </w:r>
+    </w:p>
+    <w:p>
+      <w:pPr>
+        <w:rPr>
+          <w:rFonts w:ascii="Aptos Display" w:eastAsia="Aptos Display" w:hAnsi="Aptos Display" w:cs="Aptos Display"/>
+          <w:i/>
+          <w:iCs/>
+          <w:color w:val="7F7F7F" w:themeColor="text1" w:themeTint="80"/>
+          <w:lang w:val="en-IN"/>
+        </w:rPr>
+      </w:pPr>
+      <w:r>
+        <w:rPr>
+          <w:rFonts w:ascii="Aptos Display" w:eastAsia="Aptos Display" w:hAnsi="Aptos Display" w:cs="Aptos Display"/>
+          <w:i/>
+          <w:iCs/>
+          <w:color w:val="7F7F7F" w:themeColor="text1" w:themeTint="80"/>
+          <w:lang w:val="en-IN"/>
+        </w:rPr>
+        <w:t>Together, the system creates a seamless interaction where the user aims using the controller, shoots targets in a specific sequence, and then recalls that sequence using buttons.</w:t>
+      </w:r>
+    </w:p>
+    <w:p>
       <w:pPr>
         <w:pStyle w:val="Heading3"/>
-        <w:spacing w:before="281" w:beforeAutospacing="off" w:after="281" w:afterAutospacing="off"/>
-      </w:pPr>
-      <w:r>
-        <w:rPr>
-          <w:rFonts w:ascii="Aptos Display" w:hAnsi="Aptos Display" w:eastAsia="Aptos Display" w:cs="Aptos Display"/>
-          <w:b w:val="1"/>
-          <w:bCs w:val="1"/>
-          <w:noProof w:val="0"/>
-          <w:sz w:val="28"/>
-          <w:szCs w:val="28"/>
-          <w:lang w:val="en-US"/>
+        <w:spacing w:before="281" w:after="281"/>
+      </w:pPr>
+      <w:r>
+        <w:rPr>
+          <w:rFonts w:ascii="Aptos Display" w:eastAsia="Aptos Display" w:hAnsi="Aptos Display" w:cs="Aptos Display"/>
+          <w:b/>
+          <w:bCs/>
         </w:rPr>
         <w:t>2. System Logic</w:t>
       </w:r>
     </w:p>
-    <w:p xmlns:wp14="http://schemas.microsoft.com/office/word/2010/wordml" wp14:paraId="02560CCF" wp14:textId="168A6AA7">
-      <w:pPr>
-        <w:spacing w:before="240" w:beforeAutospacing="off" w:after="240" w:afterAutospacing="off"/>
-        <w:rPr>
-          <w:rFonts w:ascii="Aptos Display" w:hAnsi="Aptos Display" w:eastAsia="Aptos Display" w:cs="Aptos Display"/>
-          <w:i w:val="1"/>
-          <w:iCs w:val="1"/>
-          <w:noProof w:val="0"/>
-          <w:color w:val="7F7F7F" w:themeColor="text1" w:themeTint="80" w:themeShade="FF"/>
-          <w:sz w:val="24"/>
-          <w:szCs w:val="24"/>
-          <w:lang w:val="en-US"/>
-        </w:rPr>
-      </w:pPr>
-      <w:r>
-        <w:rPr>
-          <w:rFonts w:ascii="Aptos Display" w:hAnsi="Aptos Display" w:eastAsia="Aptos Display" w:cs="Aptos Display"/>
-          <w:i w:val="1"/>
-          <w:iCs w:val="1"/>
-          <w:noProof w:val="0"/>
-          <w:color w:val="7F7F7F" w:themeColor="text1" w:themeTint="80" w:themeShade="FF"/>
-          <w:sz w:val="24"/>
-          <w:szCs w:val="24"/>
-          <w:lang w:val="en-US"/>
-        </w:rPr>
-        <w:t>Explain flow in simple steps</w:t>
-      </w:r>
-    </w:p>
-    <w:p xmlns:wp14="http://schemas.microsoft.com/office/word/2010/wordml" wp14:paraId="5F47557C" wp14:textId="175C8555">
-      <w:pPr>
-        <w:spacing w:before="240" w:beforeAutospacing="off" w:after="240" w:afterAutospacing="off"/>
-        <w:rPr>
-          <w:rFonts w:ascii="Aptos Display" w:hAnsi="Aptos Display" w:eastAsia="Aptos Display" w:cs="Aptos Display"/>
-          <w:i w:val="1"/>
-          <w:iCs w:val="1"/>
-          <w:noProof w:val="0"/>
-          <w:color w:val="7F7F7F" w:themeColor="text1" w:themeTint="80" w:themeShade="FF"/>
-          <w:sz w:val="24"/>
-          <w:szCs w:val="24"/>
-          <w:lang w:val="en-US"/>
-        </w:rPr>
-      </w:pPr>
-      <w:r>
-        <w:rPr>
-          <w:rFonts w:ascii="Aptos Display" w:hAnsi="Aptos Display" w:eastAsia="Aptos Display" w:cs="Aptos Display"/>
-          <w:i w:val="1"/>
-          <w:iCs w:val="1"/>
-          <w:noProof w:val="0"/>
-          <w:color w:val="7F7F7F" w:themeColor="text1" w:themeTint="80" w:themeShade="FF"/>
-          <w:sz w:val="24"/>
-          <w:szCs w:val="24"/>
-          <w:lang w:val="en-US"/>
-        </w:rPr>
-        <w:t>Example:</w:t>
-      </w:r>
-    </w:p>
-    <w:p xmlns:wp14="http://schemas.microsoft.com/office/word/2010/wordml" wp14:paraId="02EE2FED" wp14:textId="25BBDA26">
-      <w:pPr>
-        <w:pStyle w:val="ListParagraph"/>
-        <w:numPr>
-          <w:ilvl w:val="0"/>
-          <w:numId w:val="2"/>
-        </w:numPr>
-        <w:spacing w:before="0" w:beforeAutospacing="off" w:after="0" w:afterAutospacing="off"/>
-        <w:rPr>
-          <w:rFonts w:ascii="Aptos Display" w:hAnsi="Aptos Display" w:eastAsia="Aptos Display" w:cs="Aptos Display"/>
-          <w:i w:val="1"/>
-          <w:iCs w:val="1"/>
-          <w:noProof w:val="0"/>
-          <w:color w:val="7F7F7F" w:themeColor="text1" w:themeTint="80" w:themeShade="FF"/>
-          <w:sz w:val="24"/>
-          <w:szCs w:val="24"/>
-          <w:lang w:val="en-US"/>
-        </w:rPr>
-      </w:pPr>
-      <w:r>
-        <w:rPr>
-          <w:rFonts w:ascii="Aptos Display" w:hAnsi="Aptos Display" w:eastAsia="Aptos Display" w:cs="Aptos Display"/>
-          <w:i w:val="1"/>
-          <w:iCs w:val="1"/>
-          <w:noProof w:val="0"/>
-          <w:color w:val="7F7F7F" w:themeColor="text1" w:themeTint="80" w:themeShade="FF"/>
-          <w:sz w:val="24"/>
-          <w:szCs w:val="24"/>
-          <w:lang w:val="en-US"/>
-        </w:rPr>
-        <w:t xml:space="preserve">User presses button </w:t>
-      </w:r>
-    </w:p>
-    <w:p xmlns:wp14="http://schemas.microsoft.com/office/word/2010/wordml" wp14:paraId="458E1EFB" wp14:textId="0502A7DB">
-      <w:pPr>
-        <w:pStyle w:val="ListParagraph"/>
-        <w:numPr>
-          <w:ilvl w:val="0"/>
-          <w:numId w:val="2"/>
-        </w:numPr>
-        <w:spacing w:before="0" w:beforeAutospacing="off" w:after="0" w:afterAutospacing="off"/>
-        <w:rPr>
-          <w:rFonts w:ascii="Aptos Display" w:hAnsi="Aptos Display" w:eastAsia="Aptos Display" w:cs="Aptos Display"/>
-          <w:i w:val="1"/>
-          <w:iCs w:val="1"/>
-          <w:noProof w:val="0"/>
-          <w:color w:val="7F7F7F" w:themeColor="text1" w:themeTint="80" w:themeShade="FF"/>
-          <w:sz w:val="24"/>
-          <w:szCs w:val="24"/>
-          <w:lang w:val="en-US"/>
-        </w:rPr>
-      </w:pPr>
-      <w:r>
-        <w:rPr>
-          <w:rFonts w:ascii="Aptos Display" w:hAnsi="Aptos Display" w:eastAsia="Aptos Display" w:cs="Aptos Display"/>
-          <w:i w:val="1"/>
-          <w:iCs w:val="1"/>
-          <w:noProof w:val="0"/>
-          <w:color w:val="7F7F7F" w:themeColor="text1" w:themeTint="80" w:themeShade="FF"/>
-          <w:sz w:val="24"/>
-          <w:szCs w:val="24"/>
-          <w:lang w:val="en-US"/>
-        </w:rPr>
-        <w:t xml:space="preserve">App sends data via Bluetooth </w:t>
-      </w:r>
-    </w:p>
-    <w:p xmlns:wp14="http://schemas.microsoft.com/office/word/2010/wordml" wp14:paraId="5D042D37" wp14:textId="74E5F080">
-      <w:pPr>
-        <w:pStyle w:val="ListParagraph"/>
-        <w:numPr>
-          <w:ilvl w:val="0"/>
-          <w:numId w:val="2"/>
-        </w:numPr>
-        <w:spacing w:before="0" w:beforeAutospacing="off" w:after="0" w:afterAutospacing="off"/>
-        <w:rPr>
-          <w:rFonts w:ascii="Aptos Display" w:hAnsi="Aptos Display" w:eastAsia="Aptos Display" w:cs="Aptos Display"/>
-          <w:i w:val="1"/>
-          <w:iCs w:val="1"/>
-          <w:noProof w:val="0"/>
-          <w:color w:val="7F7F7F" w:themeColor="text1" w:themeTint="80" w:themeShade="FF"/>
-          <w:sz w:val="24"/>
-          <w:szCs w:val="24"/>
-          <w:lang w:val="en-US"/>
-        </w:rPr>
-      </w:pPr>
-      <w:r>
-        <w:rPr>
-          <w:rFonts w:ascii="Aptos Display" w:hAnsi="Aptos Display" w:eastAsia="Aptos Display" w:cs="Aptos Display"/>
-          <w:i w:val="1"/>
-          <w:iCs w:val="1"/>
-          <w:noProof w:val="0"/>
-          <w:color w:val="7F7F7F" w:themeColor="text1" w:themeTint="80" w:themeShade="FF"/>
-          <w:sz w:val="24"/>
-          <w:szCs w:val="24"/>
-          <w:lang w:val="en-US"/>
-        </w:rPr>
-        <w:t xml:space="preserve">ESP32 receives data </w:t>
-      </w:r>
-    </w:p>
-    <w:p xmlns:wp14="http://schemas.microsoft.com/office/word/2010/wordml" wp14:paraId="0DD13B52" wp14:textId="384AAF8D">
-      <w:pPr>
-        <w:pStyle w:val="ListParagraph"/>
-        <w:numPr>
-          <w:ilvl w:val="0"/>
-          <w:numId w:val="2"/>
-        </w:numPr>
-        <w:spacing w:before="0" w:beforeAutospacing="off" w:after="0" w:afterAutospacing="off"/>
-        <w:rPr>
-          <w:rFonts w:ascii="Aptos Display" w:hAnsi="Aptos Display" w:eastAsia="Aptos Display" w:cs="Aptos Display"/>
-          <w:i w:val="1"/>
-          <w:iCs w:val="1"/>
-          <w:noProof w:val="0"/>
-          <w:color w:val="7F7F7F" w:themeColor="text1" w:themeTint="80" w:themeShade="FF"/>
-          <w:sz w:val="24"/>
-          <w:szCs w:val="24"/>
-          <w:lang w:val="en-US"/>
-        </w:rPr>
-      </w:pPr>
-      <w:r>
-        <w:rPr>
-          <w:rFonts w:ascii="Aptos Display" w:hAnsi="Aptos Display" w:eastAsia="Aptos Display" w:cs="Aptos Display"/>
-          <w:i w:val="1"/>
-          <w:iCs w:val="1"/>
-          <w:noProof w:val="0"/>
-          <w:color w:val="7F7F7F" w:themeColor="text1" w:themeTint="80" w:themeShade="FF"/>
-          <w:sz w:val="24"/>
-          <w:szCs w:val="24"/>
-          <w:lang w:val="en-US"/>
-        </w:rPr>
-        <w:t xml:space="preserve">LED changes color </w:t>
-      </w:r>
-    </w:p>
-    <w:p xmlns:wp14="http://schemas.microsoft.com/office/word/2010/wordml" wp14:paraId="6EF248F2" wp14:textId="18093743"/>
-    <w:p xmlns:wp14="http://schemas.microsoft.com/office/word/2010/wordml" wp14:paraId="60FEFEE9" wp14:textId="3EC49069">
+    <w:p>
+      <w:pPr>
+        <w:rPr>
+          <w:rFonts w:ascii="Aptos Display" w:eastAsia="Aptos Display" w:hAnsi="Aptos Display" w:cs="Aptos Display"/>
+          <w:b/>
+          <w:bCs/>
+          <w:i/>
+          <w:iCs/>
+          <w:color w:val="7F7F7F" w:themeColor="text1" w:themeTint="80"/>
+          <w:lang w:val="en-IN"/>
+        </w:rPr>
+      </w:pPr>
+      <w:r>
+        <w:rPr>
+          <w:rFonts w:ascii="Aptos Display" w:eastAsia="Aptos Display" w:hAnsi="Aptos Display" w:cs="Aptos Display"/>
+          <w:b/>
+          <w:bCs/>
+          <w:i/>
+          <w:iCs/>
+          <w:color w:val="7F7F7F" w:themeColor="text1" w:themeTint="80"/>
+          <w:lang w:val="en-IN"/>
+        </w:rPr>
+        <w:t>S</w:t>
+      </w:r>
+      <w:r>
+        <w:rPr>
+          <w:rFonts w:ascii="Aptos Display" w:eastAsia="Aptos Display" w:hAnsi="Aptos Display" w:cs="Aptos Display"/>
+          <w:b/>
+          <w:bCs/>
+          <w:i/>
+          <w:iCs/>
+          <w:color w:val="7F7F7F" w:themeColor="text1" w:themeTint="80"/>
+          <w:lang w:val="en-IN"/>
+        </w:rPr>
+        <w:t>ystem Flow</w:t>
+      </w:r>
+    </w:p>
+    <w:p>
+      <w:pPr>
+        <w:rPr>
+          <w:rFonts w:ascii="Aptos Display" w:eastAsia="Aptos Display" w:hAnsi="Aptos Display" w:cs="Aptos Display"/>
+          <w:i/>
+          <w:iCs/>
+          <w:color w:val="7F7F7F" w:themeColor="text1" w:themeTint="80"/>
+          <w:lang w:val="en-IN"/>
+        </w:rPr>
+      </w:pPr>
+      <w:r>
+        <w:rPr>
+          <w:rFonts w:ascii="Aptos Display" w:eastAsia="Aptos Display" w:hAnsi="Aptos Display" w:cs="Aptos Display"/>
+          <w:i/>
+          <w:iCs/>
+          <w:color w:val="7F7F7F" w:themeColor="text1" w:themeTint="80"/>
+          <w:lang w:val="en-IN"/>
+        </w:rPr>
+        <w:t xml:space="preserve"> User picks up controller </w:t>
+      </w:r>
+    </w:p>
+    <w:p>
+      <w:pPr>
+        <w:rPr>
+          <w:rFonts w:ascii="Aptos Display" w:eastAsia="Aptos Display" w:hAnsi="Aptos Display" w:cs="Aptos Display"/>
+          <w:i/>
+          <w:iCs/>
+          <w:color w:val="7F7F7F" w:themeColor="text1" w:themeTint="80"/>
+          <w:lang w:val="en-IN"/>
+        </w:rPr>
+      </w:pPr>
+      <w:r>
+        <w:rPr>
+          <w:rFonts w:ascii="Aptos Display" w:eastAsia="Aptos Display" w:hAnsi="Aptos Display" w:cs="Aptos Display"/>
+          <w:i/>
+          <w:iCs/>
+          <w:color w:val="7F7F7F" w:themeColor="text1" w:themeTint="80"/>
+          <w:lang w:val="en-IN"/>
+        </w:rPr>
+        <w:t xml:space="preserve"> IR sensor detects → game starts </w:t>
+      </w:r>
+    </w:p>
+    <w:p>
+      <w:pPr>
+        <w:rPr>
+          <w:rFonts w:ascii="Aptos Display" w:eastAsia="Aptos Display" w:hAnsi="Aptos Display" w:cs="Aptos Display"/>
+          <w:i/>
+          <w:iCs/>
+          <w:color w:val="7F7F7F" w:themeColor="text1" w:themeTint="80"/>
+          <w:lang w:val="en-IN"/>
+        </w:rPr>
+      </w:pPr>
+      <w:r>
+        <w:rPr>
+          <w:rFonts w:ascii="Aptos Display" w:eastAsia="Aptos Display" w:hAnsi="Aptos Display" w:cs="Aptos Display"/>
+          <w:i/>
+          <w:iCs/>
+          <w:color w:val="7F7F7F" w:themeColor="text1" w:themeTint="80"/>
+          <w:lang w:val="en-IN"/>
+        </w:rPr>
+        <w:t xml:space="preserve"> LCD shows </w:t>
+      </w:r>
+      <w:r>
+        <w:rPr>
+          <w:rFonts w:ascii="Aptos Display" w:eastAsia="Aptos Display" w:hAnsi="Aptos Display" w:cs="Aptos Display"/>
+          <w:b/>
+          <w:bCs/>
+          <w:i/>
+          <w:iCs/>
+          <w:color w:val="7F7F7F" w:themeColor="text1" w:themeTint="80"/>
+          <w:lang w:val="en-IN"/>
+        </w:rPr>
+        <w:t>READY → STEADY → GO</w:t>
+      </w:r>
+      <w:r>
+        <w:rPr>
+          <w:rFonts w:ascii="Aptos Display" w:eastAsia="Aptos Display" w:hAnsi="Aptos Display" w:cs="Aptos Display"/>
+          <w:i/>
+          <w:iCs/>
+          <w:color w:val="7F7F7F" w:themeColor="text1" w:themeTint="80"/>
+          <w:lang w:val="en-IN"/>
+        </w:rPr>
+        <w:t xml:space="preserve"> </w:t>
+      </w:r>
+    </w:p>
+    <w:p>
+      <w:pPr>
+        <w:rPr>
+          <w:rFonts w:ascii="Aptos Display" w:eastAsia="Aptos Display" w:hAnsi="Aptos Display" w:cs="Aptos Display"/>
+          <w:i/>
+          <w:iCs/>
+          <w:color w:val="7F7F7F" w:themeColor="text1" w:themeTint="80"/>
+          <w:lang w:val="en-IN"/>
+        </w:rPr>
+      </w:pPr>
+      <w:r>
+        <w:rPr>
+          <w:rFonts w:ascii="Aptos Display" w:eastAsia="Aptos Display" w:hAnsi="Aptos Display" w:cs="Aptos Display"/>
+          <w:i/>
+          <w:iCs/>
+          <w:color w:val="7F7F7F" w:themeColor="text1" w:themeTint="80"/>
+          <w:lang w:val="en-IN"/>
+        </w:rPr>
+        <w:t xml:space="preserve"> ESP32 generates a random sequence </w:t>
+      </w:r>
+    </w:p>
+    <w:p>
+      <w:pPr>
+        <w:rPr>
+          <w:rFonts w:ascii="Aptos Display" w:eastAsia="Aptos Display" w:hAnsi="Aptos Display" w:cs="Aptos Display"/>
+          <w:i/>
+          <w:iCs/>
+          <w:color w:val="7F7F7F" w:themeColor="text1" w:themeTint="80"/>
+          <w:lang w:val="en-IN"/>
+        </w:rPr>
+      </w:pPr>
+      <w:r>
+        <w:rPr>
+          <w:rFonts w:ascii="Aptos Display" w:eastAsia="Aptos Display" w:hAnsi="Aptos Display" w:cs="Aptos Display"/>
+          <w:i/>
+          <w:iCs/>
+          <w:color w:val="7F7F7F" w:themeColor="text1" w:themeTint="80"/>
+          <w:lang w:val="en-IN"/>
+        </w:rPr>
+        <w:t xml:space="preserve"> LCD displays the sequence </w:t>
+      </w:r>
+    </w:p>
+    <w:p>
+      <w:pPr>
+        <w:rPr>
+          <w:rFonts w:ascii="Aptos Display" w:eastAsia="Aptos Display" w:hAnsi="Aptos Display" w:cs="Aptos Display"/>
+          <w:i/>
+          <w:iCs/>
+          <w:color w:val="7F7F7F" w:themeColor="text1" w:themeTint="80"/>
+          <w:lang w:val="en-IN"/>
+        </w:rPr>
+      </w:pPr>
+      <w:r>
+        <w:rPr>
+          <w:rFonts w:ascii="Aptos Display" w:eastAsia="Aptos Display" w:hAnsi="Aptos Display" w:cs="Aptos Display"/>
+          <w:i/>
+          <w:iCs/>
+          <w:color w:val="7F7F7F" w:themeColor="text1" w:themeTint="80"/>
+          <w:lang w:val="en-IN"/>
+        </w:rPr>
+        <w:t xml:space="preserve"> User aims laser using joystick </w:t>
+      </w:r>
+    </w:p>
+    <w:p>
+      <w:pPr>
+        <w:rPr>
+          <w:rFonts w:ascii="Aptos Display" w:eastAsia="Aptos Display" w:hAnsi="Aptos Display" w:cs="Aptos Display"/>
+          <w:i/>
+          <w:iCs/>
+          <w:color w:val="7F7F7F" w:themeColor="text1" w:themeTint="80"/>
+          <w:lang w:val="en-IN"/>
+        </w:rPr>
+      </w:pPr>
+      <w:r>
+        <w:rPr>
+          <w:rFonts w:ascii="Aptos Display" w:eastAsia="Aptos Display" w:hAnsi="Aptos Display" w:cs="Aptos Display"/>
+          <w:i/>
+          <w:iCs/>
+          <w:color w:val="7F7F7F" w:themeColor="text1" w:themeTint="80"/>
+          <w:lang w:val="en-IN"/>
+        </w:rPr>
+        <w:t xml:space="preserve"> User shoots targets in the given order </w:t>
+      </w:r>
+    </w:p>
+    <w:p>
+      <w:pPr>
+        <w:rPr>
+          <w:rFonts w:ascii="Aptos Display" w:eastAsia="Aptos Display" w:hAnsi="Aptos Display" w:cs="Aptos Display"/>
+          <w:i/>
+          <w:iCs/>
+          <w:color w:val="7F7F7F" w:themeColor="text1" w:themeTint="80"/>
+          <w:lang w:val="en-IN"/>
+        </w:rPr>
+      </w:pPr>
+      <w:r>
+        <w:rPr>
+          <w:rFonts w:ascii="Aptos Display" w:eastAsia="Aptos Display" w:hAnsi="Aptos Display" w:cs="Aptos Display"/>
+          <w:i/>
+          <w:iCs/>
+          <w:color w:val="7F7F7F" w:themeColor="text1" w:themeTint="80"/>
+          <w:lang w:val="en-IN"/>
+        </w:rPr>
+        <w:t xml:space="preserve"> LDR sensors detect hits </w:t>
+      </w:r>
+    </w:p>
+    <w:p>
+      <w:pPr>
+        <w:rPr>
+          <w:rFonts w:ascii="Aptos Display" w:eastAsia="Aptos Display" w:hAnsi="Aptos Display" w:cs="Aptos Display"/>
+          <w:i/>
+          <w:iCs/>
+          <w:color w:val="7F7F7F" w:themeColor="text1" w:themeTint="80"/>
+          <w:lang w:val="en-IN"/>
+        </w:rPr>
+      </w:pPr>
+      <w:r>
+        <w:rPr>
+          <w:rFonts w:ascii="Aptos Display" w:eastAsia="Aptos Display" w:hAnsi="Aptos Display" w:cs="Aptos Display"/>
+          <w:i/>
+          <w:iCs/>
+          <w:color w:val="7F7F7F" w:themeColor="text1" w:themeTint="80"/>
+          <w:lang w:val="en-IN"/>
+        </w:rPr>
+        <w:t xml:space="preserve"> ESP32 assigns score (Headshot +5 / Shot +3) </w:t>
+      </w:r>
+    </w:p>
+    <w:p>
+      <w:pPr>
+        <w:rPr>
+          <w:rFonts w:ascii="Aptos Display" w:eastAsia="Aptos Display" w:hAnsi="Aptos Display" w:cs="Aptos Display"/>
+          <w:i/>
+          <w:iCs/>
+          <w:color w:val="7F7F7F" w:themeColor="text1" w:themeTint="80"/>
+          <w:lang w:val="en-IN"/>
+        </w:rPr>
+      </w:pPr>
+      <w:r>
+        <w:rPr>
+          <w:rFonts w:ascii="Aptos Display" w:eastAsia="Aptos Display" w:hAnsi="Aptos Display" w:cs="Aptos Display"/>
+          <w:i/>
+          <w:iCs/>
+          <w:color w:val="7F7F7F" w:themeColor="text1" w:themeTint="80"/>
+          <w:lang w:val="en-IN"/>
+        </w:rPr>
+        <w:lastRenderedPageBreak/>
+        <w:t xml:space="preserve"> After sequence is completed → LCD shows </w:t>
+      </w:r>
+      <w:r>
+        <w:rPr>
+          <w:rFonts w:ascii="Aptos Display" w:eastAsia="Aptos Display" w:hAnsi="Aptos Display" w:cs="Aptos Display"/>
+          <w:b/>
+          <w:bCs/>
+          <w:i/>
+          <w:iCs/>
+          <w:color w:val="7F7F7F" w:themeColor="text1" w:themeTint="80"/>
+          <w:lang w:val="en-IN"/>
+        </w:rPr>
+        <w:t>REPLICATE</w:t>
+      </w:r>
+      <w:r>
+        <w:rPr>
+          <w:rFonts w:ascii="Aptos Display" w:eastAsia="Aptos Display" w:hAnsi="Aptos Display" w:cs="Aptos Display"/>
+          <w:i/>
+          <w:iCs/>
+          <w:color w:val="7F7F7F" w:themeColor="text1" w:themeTint="80"/>
+          <w:lang w:val="en-IN"/>
+        </w:rPr>
+        <w:t xml:space="preserve"> </w:t>
+      </w:r>
+    </w:p>
+    <w:p>
+      <w:pPr>
+        <w:rPr>
+          <w:rFonts w:ascii="Aptos Display" w:eastAsia="Aptos Display" w:hAnsi="Aptos Display" w:cs="Aptos Display"/>
+          <w:i/>
+          <w:iCs/>
+          <w:color w:val="7F7F7F" w:themeColor="text1" w:themeTint="80"/>
+          <w:lang w:val="en-IN"/>
+        </w:rPr>
+      </w:pPr>
+      <w:r>
+        <w:rPr>
+          <w:rFonts w:ascii="Aptos Display" w:eastAsia="Aptos Display" w:hAnsi="Aptos Display" w:cs="Aptos Display"/>
+          <w:i/>
+          <w:iCs/>
+          <w:color w:val="7F7F7F" w:themeColor="text1" w:themeTint="80"/>
+          <w:lang w:val="en-IN"/>
+        </w:rPr>
+        <w:t xml:space="preserve"> User inputs sequence using button1 / button2 </w:t>
+      </w:r>
+    </w:p>
+    <w:p>
+      <w:pPr>
+        <w:rPr>
+          <w:rFonts w:ascii="Aptos Display" w:eastAsia="Aptos Display" w:hAnsi="Aptos Display" w:cs="Aptos Display"/>
+          <w:i/>
+          <w:iCs/>
+          <w:color w:val="7F7F7F" w:themeColor="text1" w:themeTint="80"/>
+          <w:lang w:val="en-IN"/>
+        </w:rPr>
+      </w:pPr>
+      <w:r>
+        <w:rPr>
+          <w:rFonts w:ascii="Aptos Display" w:eastAsia="Aptos Display" w:hAnsi="Aptos Display" w:cs="Aptos Display"/>
+          <w:i/>
+          <w:iCs/>
+          <w:color w:val="7F7F7F" w:themeColor="text1" w:themeTint="80"/>
+          <w:lang w:val="en-IN"/>
+        </w:rPr>
+        <w:t xml:space="preserve"> ESP32 compares input with original sequence </w:t>
+      </w:r>
+    </w:p>
+    <w:p>
+      <w:pPr>
+        <w:rPr>
+          <w:rFonts w:ascii="Aptos Display" w:eastAsia="Aptos Display" w:hAnsi="Aptos Display" w:cs="Aptos Display"/>
+          <w:i/>
+          <w:iCs/>
+          <w:color w:val="7F7F7F" w:themeColor="text1" w:themeTint="80"/>
+          <w:lang w:val="en-IN"/>
+        </w:rPr>
+      </w:pPr>
+      <w:r>
+        <w:rPr>
+          <w:rFonts w:ascii="Aptos Display" w:eastAsia="Aptos Display" w:hAnsi="Aptos Display" w:cs="Aptos Display"/>
+          <w:i/>
+          <w:iCs/>
+          <w:color w:val="7F7F7F" w:themeColor="text1" w:themeTint="80"/>
+          <w:lang w:val="en-IN"/>
+        </w:rPr>
+        <w:t xml:space="preserve"> If correct → LEDs turn green → next level </w:t>
+      </w:r>
+    </w:p>
+    <w:p>
+      <w:pPr>
+        <w:rPr>
+          <w:rFonts w:ascii="Aptos Display" w:eastAsia="Aptos Display" w:hAnsi="Aptos Display" w:cs="Aptos Display"/>
+          <w:i/>
+          <w:iCs/>
+          <w:color w:val="7F7F7F" w:themeColor="text1" w:themeTint="80"/>
+          <w:lang w:val="en-IN"/>
+        </w:rPr>
+      </w:pPr>
+      <w:r>
+        <w:rPr>
+          <w:rFonts w:ascii="Aptos Display" w:eastAsia="Aptos Display" w:hAnsi="Aptos Display" w:cs="Aptos Display"/>
+          <w:i/>
+          <w:iCs/>
+          <w:color w:val="7F7F7F" w:themeColor="text1" w:themeTint="80"/>
+          <w:lang w:val="en-IN"/>
+        </w:rPr>
+        <w:t xml:space="preserve"> If wrong → LEDs turn red + buzzer → game over </w:t>
+      </w:r>
+    </w:p>
+    <w:p>
+      <w:pPr>
+        <w:rPr>
+          <w:rFonts w:ascii="Aptos Display" w:eastAsia="Aptos Display" w:hAnsi="Aptos Display" w:cs="Aptos Display"/>
+          <w:i/>
+          <w:iCs/>
+          <w:color w:val="7F7F7F" w:themeColor="text1" w:themeTint="80"/>
+          <w:lang w:val="en-IN"/>
+        </w:rPr>
+      </w:pPr>
+      <w:r>
+        <w:rPr>
+          <w:rFonts w:ascii="Aptos Display" w:eastAsia="Aptos Display" w:hAnsi="Aptos Display" w:cs="Aptos Display"/>
+          <w:i/>
+          <w:iCs/>
+          <w:color w:val="7F7F7F" w:themeColor="text1" w:themeTint="80"/>
+          <w:lang w:val="en-IN"/>
+        </w:rPr>
+        <w:t xml:space="preserve"> Final score displayed on LCD </w:t>
+      </w:r>
+    </w:p>
+    <w:p>
+      <w:pPr>
+        <w:rPr>
+          <w:rFonts w:ascii="Aptos Display" w:eastAsia="Aptos Display" w:hAnsi="Aptos Display" w:cs="Aptos Display"/>
+          <w:i/>
+          <w:iCs/>
+          <w:color w:val="7F7F7F" w:themeColor="text1" w:themeTint="80"/>
+          <w:lang w:val="en-IN"/>
+        </w:rPr>
+      </w:pPr>
+      <w:r>
+        <w:rPr>
+          <w:rFonts w:ascii="Aptos Display" w:eastAsia="Aptos Display" w:hAnsi="Aptos Display" w:cs="Aptos Display"/>
+          <w:i/>
+          <w:iCs/>
+          <w:color w:val="7F7F7F" w:themeColor="text1" w:themeTint="80"/>
+          <w:lang w:val="en-IN"/>
+        </w:rPr>
+        <w:t xml:space="preserve"> If all levels completed → celebration LEDs </w:t>
+      </w:r>
+    </w:p>
+    <w:p>
+      <w:pPr>
+        <w:rPr>
+          <w:rFonts w:ascii="Aptos Display" w:eastAsia="Aptos Display" w:hAnsi="Aptos Display" w:cs="Aptos Display"/>
+          <w:i/>
+          <w:iCs/>
+          <w:color w:val="7F7F7F" w:themeColor="text1" w:themeTint="80"/>
+          <w:lang w:val="en-IN"/>
+        </w:rPr>
+      </w:pPr>
+      <w:r>
+        <w:rPr>
+          <w:rFonts w:ascii="Aptos Display" w:eastAsia="Aptos Display" w:hAnsi="Aptos Display" w:cs="Aptos Display"/>
+          <w:i/>
+          <w:iCs/>
+          <w:color w:val="7F7F7F" w:themeColor="text1" w:themeTint="80"/>
+          <w:lang w:val="en-IN"/>
+        </w:rPr>
+        <w:t xml:space="preserve"> LCD shows </w:t>
+      </w:r>
+      <w:r>
+        <w:rPr>
+          <w:rFonts w:ascii="Aptos Display" w:eastAsia="Aptos Display" w:hAnsi="Aptos Display" w:cs="Aptos Display"/>
+          <w:b/>
+          <w:bCs/>
+          <w:i/>
+          <w:iCs/>
+          <w:color w:val="7F7F7F" w:themeColor="text1" w:themeTint="80"/>
+          <w:lang w:val="en-IN"/>
+        </w:rPr>
+        <w:t>PLACE CONTROLLER</w:t>
+      </w:r>
+      <w:r>
+        <w:rPr>
+          <w:rFonts w:ascii="Aptos Display" w:eastAsia="Aptos Display" w:hAnsi="Aptos Display" w:cs="Aptos Display"/>
+          <w:i/>
+          <w:iCs/>
+          <w:color w:val="7F7F7F" w:themeColor="text1" w:themeTint="80"/>
+          <w:lang w:val="en-IN"/>
+        </w:rPr>
+        <w:t xml:space="preserve"> </w:t>
+      </w:r>
+    </w:p>
+    <w:p>
+      <w:r>
+        <w:rPr>
+          <w:rFonts w:ascii="Aptos Display" w:eastAsia="Aptos Display" w:hAnsi="Aptos Display" w:cs="Aptos Display"/>
+          <w:i/>
+          <w:iCs/>
+          <w:color w:val="7F7F7F" w:themeColor="text1" w:themeTint="80"/>
+          <w:lang w:val="en-IN"/>
+        </w:rPr>
+        <w:t>System resets when controller is placed back</w:t>
+      </w:r>
+    </w:p>
+    <w:p>
       <w:pPr>
         <w:pStyle w:val="Heading3"/>
-        <w:spacing w:before="281" w:beforeAutospacing="off" w:after="281" w:afterAutospacing="off"/>
-      </w:pPr>
-      <w:r>
-        <w:rPr>
-          <w:rFonts w:ascii="Aptos Display" w:hAnsi="Aptos Display" w:eastAsia="Aptos Display" w:cs="Aptos Display"/>
-          <w:b w:val="1"/>
-          <w:bCs w:val="1"/>
-          <w:noProof w:val="0"/>
-          <w:sz w:val="28"/>
-          <w:szCs w:val="28"/>
-          <w:lang w:val="en-US"/>
+        <w:spacing w:before="281" w:after="281"/>
+      </w:pPr>
+      <w:r>
+        <w:rPr>
+          <w:rFonts w:ascii="Aptos Display" w:eastAsia="Aptos Display" w:hAnsi="Aptos Display" w:cs="Aptos Display"/>
+          <w:b/>
+          <w:bCs/>
         </w:rPr>
         <w:t>3. Flowchart</w:t>
       </w:r>
     </w:p>
-    <w:p xmlns:wp14="http://schemas.microsoft.com/office/word/2010/wordml" wp14:paraId="1BC2FF9E" wp14:textId="4C193142">
-      <w:pPr>
-        <w:spacing w:before="240" w:beforeAutospacing="off" w:after="240" w:afterAutospacing="off"/>
-        <w:rPr>
-          <w:rFonts w:ascii="Aptos Display" w:hAnsi="Aptos Display" w:eastAsia="Aptos Display" w:cs="Aptos Display"/>
-          <w:i w:val="1"/>
-          <w:iCs w:val="1"/>
-          <w:noProof w:val="0"/>
-          <w:color w:val="7F7F7F" w:themeColor="text1" w:themeTint="80" w:themeShade="FF"/>
-          <w:sz w:val="24"/>
-          <w:szCs w:val="24"/>
-          <w:lang w:val="en-US"/>
-        </w:rPr>
-      </w:pPr>
-      <w:r>
-        <w:rPr>
-          <w:rFonts w:ascii="Aptos Display" w:hAnsi="Aptos Display" w:eastAsia="Aptos Display" w:cs="Aptos Display"/>
-          <w:i w:val="1"/>
-          <w:iCs w:val="1"/>
-          <w:noProof w:val="0"/>
-          <w:color w:val="7F7F7F" w:themeColor="text1" w:themeTint="80" w:themeShade="FF"/>
-          <w:sz w:val="24"/>
-          <w:szCs w:val="24"/>
-          <w:lang w:val="en-US"/>
-        </w:rPr>
-        <w:t>Visual representation of logic</w:t>
-      </w:r>
-    </w:p>
-    <w:p xmlns:wp14="http://schemas.microsoft.com/office/word/2010/wordml" wp14:paraId="2C078E63" wp14:textId="4B5B3B4D"/>
-    <w:p>
-      <w:pPr>
-        <w:pStyle w:val="Heading3"/>
-        <w:spacing w:before="281" w:beforeAutospacing="off" w:after="281" w:afterAutospacing="off"/>
-      </w:pPr>
-      <w:r>
-        <w:rPr>
-          <w:rFonts w:ascii="Aptos Display" w:hAnsi="Aptos Display" w:eastAsia="Aptos Display" w:cs="Aptos Display"/>
-          <w:b w:val="1"/>
-          <w:bCs w:val="1"/>
-          <w:noProof w:val="0"/>
-          <w:sz w:val="28"/>
-          <w:szCs w:val="28"/>
-          <w:lang w:val="en-US"/>
-        </w:rPr>
-        <w:t>4. App Flow (If MIT App Inventor)</w:t>
-      </w:r>
-    </w:p>
-    <w:p>
-      <w:pPr>
-        <w:pStyle w:val="ListParagraph"/>
-        <w:numPr>
-          <w:ilvl w:val="0"/>
-          <w:numId w:val="3"/>
-        </w:numPr>
-        <w:spacing w:before="0" w:beforeAutospacing="off" w:after="0" w:afterAutospacing="off"/>
-        <w:rPr>
-          <w:rFonts w:ascii="Aptos Display" w:hAnsi="Aptos Display" w:eastAsia="Aptos Display" w:cs="Aptos Display"/>
-          <w:i w:val="1"/>
-          <w:iCs w:val="1"/>
-          <w:noProof w:val="0"/>
-          <w:color w:val="7F7F7F" w:themeColor="text1" w:themeTint="80" w:themeShade="FF"/>
-          <w:sz w:val="24"/>
-          <w:szCs w:val="24"/>
-          <w:lang w:val="en-US"/>
-        </w:rPr>
-      </w:pPr>
-      <w:r>
-        <w:rPr>
-          <w:rFonts w:ascii="Aptos Display" w:hAnsi="Aptos Display" w:eastAsia="Aptos Display" w:cs="Aptos Display"/>
-          <w:i w:val="1"/>
-          <w:iCs w:val="1"/>
-          <w:noProof w:val="0"/>
-          <w:color w:val="7F7F7F" w:themeColor="text1" w:themeTint="80" w:themeShade="FF"/>
-          <w:sz w:val="24"/>
-          <w:szCs w:val="24"/>
-          <w:lang w:val="en-US"/>
-        </w:rPr>
-        <w:t xml:space="preserve">Screen flow </w:t>
-      </w:r>
-    </w:p>
-    <w:p>
-      <w:pPr>
-        <w:pStyle w:val="ListParagraph"/>
-        <w:numPr>
-          <w:ilvl w:val="0"/>
-          <w:numId w:val="3"/>
-        </w:numPr>
-        <w:spacing w:before="0" w:beforeAutospacing="off" w:after="0" w:afterAutospacing="off"/>
-        <w:rPr>
-          <w:rFonts w:ascii="Aptos Display" w:hAnsi="Aptos Display" w:eastAsia="Aptos Display" w:cs="Aptos Display"/>
-          <w:i w:val="1"/>
-          <w:iCs w:val="1"/>
-          <w:noProof w:val="0"/>
-          <w:color w:val="7F7F7F" w:themeColor="text1" w:themeTint="80" w:themeShade="FF"/>
-          <w:sz w:val="24"/>
-          <w:szCs w:val="24"/>
-          <w:lang w:val="en-US"/>
-        </w:rPr>
-      </w:pPr>
-      <w:r>
-        <w:rPr>
-          <w:rFonts w:ascii="Aptos Display" w:hAnsi="Aptos Display" w:eastAsia="Aptos Display" w:cs="Aptos Display"/>
-          <w:i w:val="1"/>
-          <w:iCs w:val="1"/>
-          <w:noProof w:val="0"/>
-          <w:color w:val="7F7F7F" w:themeColor="text1" w:themeTint="80" w:themeShade="FF"/>
-          <w:sz w:val="24"/>
-          <w:szCs w:val="24"/>
-          <w:lang w:val="en-US"/>
-        </w:rPr>
-        <w:t xml:space="preserve">Button actions </w:t>
-      </w:r>
-    </w:p>
-    <w:p>
-      <w:pPr>
-        <w:pStyle w:val="ListParagraph"/>
-        <w:numPr>
-          <w:ilvl w:val="0"/>
-          <w:numId w:val="3"/>
-        </w:numPr>
-        <w:spacing w:before="0" w:beforeAutospacing="off" w:after="0" w:afterAutospacing="off"/>
-        <w:rPr>
-          <w:rFonts w:ascii="Aptos Display" w:hAnsi="Aptos Display" w:eastAsia="Aptos Display" w:cs="Aptos Display"/>
-          <w:i w:val="1"/>
-          <w:iCs w:val="1"/>
-          <w:noProof w:val="0"/>
-          <w:color w:val="7F7F7F" w:themeColor="text1" w:themeTint="80" w:themeShade="FF"/>
-          <w:sz w:val="24"/>
-          <w:szCs w:val="24"/>
-          <w:lang w:val="en-US"/>
-        </w:rPr>
-      </w:pPr>
-      <w:r>
-        <w:rPr>
-          <w:rFonts w:ascii="Aptos Display" w:hAnsi="Aptos Display" w:eastAsia="Aptos Display" w:cs="Aptos Display"/>
-          <w:i w:val="1"/>
-          <w:iCs w:val="1"/>
-          <w:noProof w:val="0"/>
-          <w:color w:val="7F7F7F" w:themeColor="text1" w:themeTint="80" w:themeShade="FF"/>
-          <w:sz w:val="24"/>
-          <w:szCs w:val="24"/>
-          <w:lang w:val="en-US"/>
-        </w:rPr>
-        <w:t>Data flow</w:t>
-      </w:r>
-    </w:p>
-    <w:p/>
+    <w:p>
+      <w:pPr>
+        <w:spacing w:after="0"/>
+        <w:rPr>
+          <w:rFonts w:ascii="Aptos Display" w:eastAsia="Aptos Display" w:hAnsi="Aptos Display" w:cs="Aptos Display"/>
+          <w:i/>
+          <w:iCs/>
+          <w:color w:val="7F7F7F" w:themeColor="text1" w:themeTint="80"/>
+          <w:lang w:val="en-IN"/>
+        </w:rPr>
+      </w:pPr>
+      <w:r>
+        <w:rPr>
+          <w:rFonts w:ascii="Aptos Display" w:eastAsia="Aptos Display" w:hAnsi="Aptos Display" w:cs="Aptos Display"/>
+          <w:b/>
+          <w:bCs/>
+          <w:i/>
+          <w:iCs/>
+          <w:color w:val="7F7F7F" w:themeColor="text1" w:themeTint="80"/>
+          <w:lang w:val="en-IN"/>
+        </w:rPr>
+        <w:t>Start</w:t>
+      </w:r>
+      <w:r>
+        <w:rPr>
+          <w:rFonts w:ascii="Aptos Display" w:eastAsia="Aptos Display" w:hAnsi="Aptos Display" w:cs="Aptos Display"/>
+          <w:i/>
+          <w:iCs/>
+          <w:color w:val="7F7F7F" w:themeColor="text1" w:themeTint="80"/>
+          <w:lang w:val="en-IN"/>
+        </w:rPr>
+        <w:br/>
+        <w:t>Controller picked up (IR sensor detects)</w:t>
+      </w:r>
+      <w:r>
+        <w:rPr>
+          <w:rFonts w:ascii="Aptos Display" w:eastAsia="Aptos Display" w:hAnsi="Aptos Display" w:cs="Aptos Display"/>
+          <w:i/>
+          <w:iCs/>
+          <w:color w:val="7F7F7F" w:themeColor="text1" w:themeTint="80"/>
+          <w:lang w:val="en-IN"/>
+        </w:rPr>
+        <w:br/>
+        <w:t xml:space="preserve">Display </w:t>
+      </w:r>
+      <w:r>
+        <w:rPr>
+          <w:rFonts w:ascii="Aptos Display" w:eastAsia="Aptos Display" w:hAnsi="Aptos Display" w:cs="Aptos Display"/>
+          <w:b/>
+          <w:bCs/>
+          <w:i/>
+          <w:iCs/>
+          <w:color w:val="7F7F7F" w:themeColor="text1" w:themeTint="80"/>
+          <w:lang w:val="en-IN"/>
+        </w:rPr>
+        <w:t>READY → STEADY → GO</w:t>
+      </w:r>
+      <w:r>
+        <w:rPr>
+          <w:rFonts w:ascii="Aptos Display" w:eastAsia="Aptos Display" w:hAnsi="Aptos Display" w:cs="Aptos Display"/>
+          <w:i/>
+          <w:iCs/>
+          <w:color w:val="7F7F7F" w:themeColor="text1" w:themeTint="80"/>
+          <w:lang w:val="en-IN"/>
+        </w:rPr>
+        <w:br/>
+        <w:t>Initialize score and level</w:t>
+      </w:r>
+    </w:p>
+    <w:p>
+      <w:pPr>
+        <w:spacing w:after="0"/>
+        <w:rPr>
+          <w:rFonts w:ascii="Aptos Display" w:eastAsia="Aptos Display" w:hAnsi="Aptos Display" w:cs="Aptos Display"/>
+          <w:i/>
+          <w:iCs/>
+          <w:color w:val="7F7F7F" w:themeColor="text1" w:themeTint="80"/>
+          <w:lang w:val="en-IN"/>
+        </w:rPr>
+      </w:pPr>
+    </w:p>
+    <w:p>
+      <w:pPr>
+        <w:spacing w:after="0"/>
+        <w:rPr>
+          <w:rFonts w:ascii="Aptos Display" w:eastAsia="Aptos Display" w:hAnsi="Aptos Display" w:cs="Aptos Display"/>
+          <w:i/>
+          <w:iCs/>
+          <w:color w:val="7F7F7F" w:themeColor="text1" w:themeTint="80"/>
+          <w:lang w:val="en-IN"/>
+        </w:rPr>
+      </w:pPr>
+      <w:r>
+        <w:rPr>
+          <w:rFonts w:ascii="Aptos Display" w:eastAsia="Aptos Display" w:hAnsi="Aptos Display" w:cs="Aptos Display"/>
+          <w:b/>
+          <w:bCs/>
+          <w:i/>
+          <w:iCs/>
+          <w:color w:val="7F7F7F" w:themeColor="text1" w:themeTint="80"/>
+          <w:lang w:val="en-IN"/>
+        </w:rPr>
+        <w:t>Generate random sequence</w:t>
+      </w:r>
+      <w:r>
+        <w:rPr>
+          <w:rFonts w:ascii="Aptos Display" w:eastAsia="Aptos Display" w:hAnsi="Aptos Display" w:cs="Aptos Display"/>
+          <w:i/>
+          <w:iCs/>
+          <w:color w:val="7F7F7F" w:themeColor="text1" w:themeTint="80"/>
+          <w:lang w:val="en-IN"/>
+        </w:rPr>
+        <w:br/>
+        <w:t>Display sequence on LCD</w:t>
+      </w:r>
+    </w:p>
+    <w:p>
+      <w:pPr>
+        <w:spacing w:after="0"/>
+        <w:rPr>
+          <w:rFonts w:ascii="Aptos Display" w:eastAsia="Aptos Display" w:hAnsi="Aptos Display" w:cs="Aptos Display"/>
+          <w:i/>
+          <w:iCs/>
+          <w:color w:val="7F7F7F" w:themeColor="text1" w:themeTint="80"/>
+          <w:lang w:val="en-IN"/>
+        </w:rPr>
+      </w:pPr>
+    </w:p>
+    <w:p>
+      <w:pPr>
+        <w:spacing w:after="0"/>
+        <w:rPr>
+          <w:rFonts w:ascii="Aptos Display" w:eastAsia="Aptos Display" w:hAnsi="Aptos Display" w:cs="Aptos Display"/>
+          <w:i/>
+          <w:iCs/>
+          <w:color w:val="7F7F7F" w:themeColor="text1" w:themeTint="80"/>
+          <w:lang w:val="en-IN"/>
+        </w:rPr>
+      </w:pPr>
+      <w:r>
+        <w:rPr>
+          <w:rFonts w:ascii="Aptos Display" w:eastAsia="Aptos Display" w:hAnsi="Aptos Display" w:cs="Aptos Display"/>
+          <w:b/>
+          <w:bCs/>
+          <w:i/>
+          <w:iCs/>
+          <w:color w:val="7F7F7F" w:themeColor="text1" w:themeTint="80"/>
+          <w:lang w:val="en-IN"/>
+        </w:rPr>
+        <w:t>Shooting Phase</w:t>
+      </w:r>
+      <w:r>
+        <w:rPr>
+          <w:rFonts w:ascii="Aptos Display" w:eastAsia="Aptos Display" w:hAnsi="Aptos Display" w:cs="Aptos Display"/>
+          <w:i/>
+          <w:iCs/>
+          <w:color w:val="7F7F7F" w:themeColor="text1" w:themeTint="80"/>
+          <w:lang w:val="en-IN"/>
+        </w:rPr>
+        <w:br/>
+        <w:t>User aims laser and shoots targets in order</w:t>
+      </w:r>
+      <w:r>
+        <w:rPr>
+          <w:rFonts w:ascii="Aptos Display" w:eastAsia="Aptos Display" w:hAnsi="Aptos Display" w:cs="Aptos Display"/>
+          <w:i/>
+          <w:iCs/>
+          <w:color w:val="7F7F7F" w:themeColor="text1" w:themeTint="80"/>
+          <w:lang w:val="en-IN"/>
+        </w:rPr>
+        <w:br/>
+        <w:t>LDR detects hit</w:t>
+      </w:r>
+      <w:r>
+        <w:rPr>
+          <w:rFonts w:ascii="Aptos Display" w:eastAsia="Aptos Display" w:hAnsi="Aptos Display" w:cs="Aptos Display"/>
+          <w:i/>
+          <w:iCs/>
+          <w:color w:val="7F7F7F" w:themeColor="text1" w:themeTint="80"/>
+          <w:lang w:val="en-IN"/>
+        </w:rPr>
+        <w:br/>
+        <w:t>Add score (Headshot +5 / Shot +3)</w:t>
+      </w:r>
+      <w:r>
+        <w:rPr>
+          <w:rFonts w:ascii="Aptos Display" w:eastAsia="Aptos Display" w:hAnsi="Aptos Display" w:cs="Aptos Display"/>
+          <w:i/>
+          <w:iCs/>
+          <w:color w:val="7F7F7F" w:themeColor="text1" w:themeTint="80"/>
+          <w:lang w:val="en-IN"/>
+        </w:rPr>
+        <w:br/>
+        <w:t>Repeat until sequence completed</w:t>
+      </w:r>
+    </w:p>
+    <w:p>
+      <w:pPr>
+        <w:spacing w:after="0"/>
+        <w:rPr>
+          <w:rFonts w:ascii="Aptos Display" w:eastAsia="Aptos Display" w:hAnsi="Aptos Display" w:cs="Aptos Display"/>
+          <w:i/>
+          <w:iCs/>
+          <w:color w:val="7F7F7F" w:themeColor="text1" w:themeTint="80"/>
+          <w:lang w:val="en-IN"/>
+        </w:rPr>
+      </w:pPr>
+    </w:p>
+    <w:p>
+      <w:pPr>
+        <w:spacing w:after="0"/>
+        <w:rPr>
+          <w:rFonts w:ascii="Aptos Display" w:eastAsia="Aptos Display" w:hAnsi="Aptos Display" w:cs="Aptos Display"/>
+          <w:i/>
+          <w:iCs/>
+          <w:color w:val="7F7F7F" w:themeColor="text1" w:themeTint="80"/>
+          <w:lang w:val="en-IN"/>
+        </w:rPr>
+      </w:pPr>
+      <w:r>
+        <w:rPr>
+          <w:rFonts w:ascii="Aptos Display" w:eastAsia="Aptos Display" w:hAnsi="Aptos Display" w:cs="Aptos Display"/>
+          <w:b/>
+          <w:bCs/>
+          <w:i/>
+          <w:iCs/>
+          <w:color w:val="7F7F7F" w:themeColor="text1" w:themeTint="80"/>
+          <w:lang w:val="en-IN"/>
+        </w:rPr>
+        <w:t>Replication Phase</w:t>
+      </w:r>
+      <w:r>
+        <w:rPr>
+          <w:rFonts w:ascii="Aptos Display" w:eastAsia="Aptos Display" w:hAnsi="Aptos Display" w:cs="Aptos Display"/>
+          <w:i/>
+          <w:iCs/>
+          <w:color w:val="7F7F7F" w:themeColor="text1" w:themeTint="80"/>
+          <w:lang w:val="en-IN"/>
+        </w:rPr>
+        <w:br/>
+        <w:t>Prompt user to replicate sequence</w:t>
+      </w:r>
+      <w:r>
+        <w:rPr>
+          <w:rFonts w:ascii="Aptos Display" w:eastAsia="Aptos Display" w:hAnsi="Aptos Display" w:cs="Aptos Display"/>
+          <w:i/>
+          <w:iCs/>
+          <w:color w:val="7F7F7F" w:themeColor="text1" w:themeTint="80"/>
+          <w:lang w:val="en-IN"/>
+        </w:rPr>
+        <w:br/>
+        <w:t>User inputs using button1 / button2</w:t>
+      </w:r>
+      <w:r>
+        <w:rPr>
+          <w:rFonts w:ascii="Aptos Display" w:eastAsia="Aptos Display" w:hAnsi="Aptos Display" w:cs="Aptos Display"/>
+          <w:i/>
+          <w:iCs/>
+          <w:color w:val="7F7F7F" w:themeColor="text1" w:themeTint="80"/>
+          <w:lang w:val="en-IN"/>
+        </w:rPr>
+        <w:br/>
+        <w:t>Compare input with original sequence</w:t>
+      </w:r>
+    </w:p>
+    <w:p>
+      <w:pPr>
+        <w:spacing w:after="0"/>
+        <w:rPr>
+          <w:rFonts w:ascii="Aptos Display" w:eastAsia="Aptos Display" w:hAnsi="Aptos Display" w:cs="Aptos Display"/>
+          <w:i/>
+          <w:iCs/>
+          <w:color w:val="7F7F7F" w:themeColor="text1" w:themeTint="80"/>
+          <w:lang w:val="en-IN"/>
+        </w:rPr>
+      </w:pPr>
+      <w:r>
+        <w:rPr>
+          <w:rFonts w:ascii="Aptos Display" w:eastAsia="Aptos Display" w:hAnsi="Aptos Display" w:cs="Aptos Display"/>
+          <w:i/>
+          <w:iCs/>
+          <w:color w:val="7F7F7F" w:themeColor="text1" w:themeTint="80"/>
+          <w:lang w:val="en-IN"/>
+        </w:rPr>
+        <w:t>Display final score</w:t>
+      </w:r>
+      <w:r>
+        <w:rPr>
+          <w:rFonts w:ascii="Aptos Display" w:eastAsia="Aptos Display" w:hAnsi="Aptos Display" w:cs="Aptos Display"/>
+          <w:i/>
+          <w:iCs/>
+          <w:color w:val="7F7F7F" w:themeColor="text1" w:themeTint="80"/>
+          <w:lang w:val="en-IN"/>
+        </w:rPr>
+        <w:br/>
+        <w:t>Show celebration LEDs (if won)</w:t>
+      </w:r>
+      <w:r>
+        <w:rPr>
+          <w:rFonts w:ascii="Aptos Display" w:eastAsia="Aptos Display" w:hAnsi="Aptos Display" w:cs="Aptos Display"/>
+          <w:i/>
+          <w:iCs/>
+          <w:color w:val="7F7F7F" w:themeColor="text1" w:themeTint="80"/>
+          <w:lang w:val="en-IN"/>
+        </w:rPr>
+        <w:br/>
+        <w:t>Display “PLACE CONTROLLER”</w:t>
+      </w:r>
+      <w:r>
+        <w:rPr>
+          <w:rFonts w:ascii="Aptos Display" w:eastAsia="Aptos Display" w:hAnsi="Aptos Display" w:cs="Aptos Display"/>
+          <w:i/>
+          <w:iCs/>
+          <w:color w:val="7F7F7F" w:themeColor="text1" w:themeTint="80"/>
+          <w:lang w:val="en-IN"/>
+        </w:rPr>
+        <w:br/>
+        <w:t>Wait for controller to be placed back</w:t>
+      </w:r>
+    </w:p>
     <w:sectPr>
-      <w:pgSz w:w="12240" w:h="15840" w:orient="portrait"/>
+      <w:pgSz w:w="12240" w:h="15840"/>
       <w:pgMar w:top="1440" w:right="1440" w:bottom="1440" w:left="1440" w:header="720" w:footer="720" w:gutter="0"/>
       <w:cols w:space="720"/>
       <w:docGrid w:linePitch="360"/>
@@ -514,11 +1027,12 @@
 </file>
 
 <file path=word/numbering.xml><?xml version="1.0" encoding="utf-8"?>
-<w:numbering xmlns:w="http://schemas.openxmlformats.org/wordprocessingml/2006/main">
-  <w:abstractNum xmlns:w="http://schemas.openxmlformats.org/wordprocessingml/2006/main" w:abstractNumId="3">
-    <w:nsid w:val="68ec25c1"/>
-    <w:multiLevelType xmlns:w="http://schemas.openxmlformats.org/wordprocessingml/2006/main" w:val="hybridMultilevel"/>
-    <w:lvl xmlns:w="http://schemas.openxmlformats.org/wordprocessingml/2006/main" w:ilvl="0">
+<w:numbering xmlns:wpc="http://schemas.microsoft.com/office/word/2010/wordprocessingCanvas" xmlns:cx="http://schemas.microsoft.com/office/drawing/2014/chartex" xmlns:cx1="http://schemas.microsoft.com/office/drawing/2015/9/8/chartex" xmlns:cx2="http://schemas.microsoft.com/office/drawing/2015/10/21/chartex" xmlns:cx3="http://schemas.microsoft.com/office/drawing/2016/5/9/chartex" xmlns:cx4="http://schemas.microsoft.com/office/drawing/2016/5/10/chartex" xmlns:cx5="http://schemas.microsoft.com/office/drawing/2016/5/11/chartex" xmlns:cx6="http://schemas.microsoft.com/office/drawing/2016/5/12/chartex" xmlns:cx7="http://schemas.microsoft.com/office/drawing/2016/5/13/chartex" xmlns:cx8="http://schemas.microsoft.com/office/drawing/2016/5/14/chartex" xmlns:mc="http://schemas.openxmlformats.org/markup-compatibility/2006" xmlns:aink="http://schemas.microsoft.com/office/drawing/2016/ink" xmlns:am3d="http://schemas.microsoft.com/office/drawing/2017/model3d" xmlns:o="urn:schemas-microsoft-com:office:office" xmlns:oel="http://schemas.microsoft.com/office/2019/extlst" xmlns:r="http://schemas.openxmlformats.org/officeDocument/2006/relationships" xmlns:m="http://schemas.openxmlformats.org/officeDocument/2006/math" xmlns:v="urn:schemas-microsoft-com:vml" xmlns:wp14="http://schemas.microsoft.com/office/word/2010/wordprocessingDrawing" xmlns:wp="http://schemas.openxmlformats.org/drawingml/2006/wordprocessingDrawing" xmlns:w10="urn:schemas-microsoft-com:office:word" xmlns:w="http://schemas.openxmlformats.org/wordprocessingml/2006/main" xmlns:w14="http://schemas.microsoft.com/office/word/2010/wordml" xmlns:w15="http://schemas.microsoft.com/office/word/2012/wordml" xmlns:w16cex="http://schemas.microsoft.com/office/word/2018/wordml/cex" xmlns:w16cid="http://schemas.microsoft.com/office/word/2016/wordml/cid" xmlns:w16="http://schemas.microsoft.com/office/word/2018/wordml" xmlns:w16du="http://schemas.microsoft.com/office/word/2023/wordml/word16du" xmlns:w16sdtdh="http://schemas.microsoft.com/office/word/2020/wordml/sdtdatahash" xmlns:w16sdtfl="http://schemas.microsoft.com/office/word/2024/wordml/sdtformatlock" xmlns:w16se="http://schemas.microsoft.com/office/word/2015/wordml/symex" xmlns:wpg="http://schemas.microsoft.com/office/word/2010/wordprocessingGroup" xmlns:wpi="http://schemas.microsoft.com/office/word/2010/wordprocessingInk" xmlns:wne="http://schemas.microsoft.com/office/word/2006/wordml" xmlns:wps="http://schemas.microsoft.com/office/word/2010/wordprocessingShape" mc:Ignorable="w14 w15 w16se w16cid w16 w16cex w16sdtdh w16sdtfl w16du wp14">
+  <w:abstractNum w:abstractNumId="0" w15:restartNumberingAfterBreak="0">
+    <w:nsid w:val="2C3C1D21"/>
+    <w:multiLevelType w:val="hybridMultilevel"/>
+    <w:tmpl w:val="3050C880"/>
+    <w:lvl w:ilvl="0" w:tplc="8C4CC8D6">
       <w:start w:val="1"/>
       <w:numFmt w:val="bullet"/>
       <w:lvlText w:val=""/>
@@ -527,10 +1041,10 @@
         <w:ind w:left="720" w:hanging="360"/>
       </w:pPr>
       <w:rPr>
-        <w:rFonts w:hint="default" w:ascii="Symbol" w:hAnsi="Symbol"/>
+        <w:rFonts w:ascii="Symbol" w:hAnsi="Symbol" w:hint="default"/>
       </w:rPr>
     </w:lvl>
-    <w:lvl xmlns:w="http://schemas.openxmlformats.org/wordprocessingml/2006/main" w:ilvl="1">
+    <w:lvl w:ilvl="1" w:tplc="575CFFB4">
       <w:start w:val="1"/>
       <w:numFmt w:val="bullet"/>
       <w:lvlText w:val="o"/>
@@ -539,10 +1053,10 @@
         <w:ind w:left="1440" w:hanging="360"/>
       </w:pPr>
       <w:rPr>
-        <w:rFonts w:hint="default" w:ascii="Courier New" w:hAnsi="Courier New"/>
+        <w:rFonts w:ascii="Courier New" w:hAnsi="Courier New" w:hint="default"/>
       </w:rPr>
     </w:lvl>
-    <w:lvl xmlns:w="http://schemas.openxmlformats.org/wordprocessingml/2006/main" w:ilvl="2">
+    <w:lvl w:ilvl="2" w:tplc="50FAF888">
       <w:start w:val="1"/>
       <w:numFmt w:val="bullet"/>
       <w:lvlText w:val=""/>
@@ -551,10 +1065,10 @@
         <w:ind w:left="2160" w:hanging="360"/>
       </w:pPr>
       <w:rPr>
-        <w:rFonts w:hint="default" w:ascii="Wingdings" w:hAnsi="Wingdings"/>
+        <w:rFonts w:ascii="Wingdings" w:hAnsi="Wingdings" w:hint="default"/>
       </w:rPr>
     </w:lvl>
-    <w:lvl xmlns:w="http://schemas.openxmlformats.org/wordprocessingml/2006/main" w:ilvl="3">
+    <w:lvl w:ilvl="3" w:tplc="41E0AF58">
       <w:start w:val="1"/>
       <w:numFmt w:val="bullet"/>
       <w:lvlText w:val=""/>
@@ -563,10 +1077,10 @@
         <w:ind w:left="2880" w:hanging="360"/>
       </w:pPr>
       <w:rPr>
-        <w:rFonts w:hint="default" w:ascii="Symbol" w:hAnsi="Symbol"/>
+        <w:rFonts w:ascii="Symbol" w:hAnsi="Symbol" w:hint="default"/>
       </w:rPr>
     </w:lvl>
-    <w:lvl xmlns:w="http://schemas.openxmlformats.org/wordprocessingml/2006/main" w:ilvl="4">
+    <w:lvl w:ilvl="4" w:tplc="483CB1BA">
       <w:start w:val="1"/>
       <w:numFmt w:val="bullet"/>
       <w:lvlText w:val="o"/>
@@ -575,10 +1089,10 @@
         <w:ind w:left="3600" w:hanging="360"/>
       </w:pPr>
       <w:rPr>
-        <w:rFonts w:hint="default" w:ascii="Courier New" w:hAnsi="Courier New"/>
+        <w:rFonts w:ascii="Courier New" w:hAnsi="Courier New" w:hint="default"/>
       </w:rPr>
     </w:lvl>
-    <w:lvl xmlns:w="http://schemas.openxmlformats.org/wordprocessingml/2006/main" w:ilvl="5">
+    <w:lvl w:ilvl="5" w:tplc="C6227CF4">
       <w:start w:val="1"/>
       <w:numFmt w:val="bullet"/>
       <w:lvlText w:val=""/>
@@ -587,10 +1101,10 @@
         <w:ind w:left="4320" w:hanging="360"/>
       </w:pPr>
       <w:rPr>
-        <w:rFonts w:hint="default" w:ascii="Wingdings" w:hAnsi="Wingdings"/>
+        <w:rFonts w:ascii="Wingdings" w:hAnsi="Wingdings" w:hint="default"/>
       </w:rPr>
     </w:lvl>
-    <w:lvl xmlns:w="http://schemas.openxmlformats.org/wordprocessingml/2006/main" w:ilvl="6">
+    <w:lvl w:ilvl="6" w:tplc="3D6A5FFA">
       <w:start w:val="1"/>
       <w:numFmt w:val="bullet"/>
       <w:lvlText w:val=""/>
@@ -599,10 +1113,10 @@
         <w:ind w:left="5040" w:hanging="360"/>
       </w:pPr>
       <w:rPr>
-        <w:rFonts w:hint="default" w:ascii="Symbol" w:hAnsi="Symbol"/>
+        <w:rFonts w:ascii="Symbol" w:hAnsi="Symbol" w:hint="default"/>
       </w:rPr>
     </w:lvl>
-    <w:lvl xmlns:w="http://schemas.openxmlformats.org/wordprocessingml/2006/main" w:ilvl="7">
+    <w:lvl w:ilvl="7" w:tplc="6E6A5C56">
       <w:start w:val="1"/>
       <w:numFmt w:val="bullet"/>
       <w:lvlText w:val="o"/>
@@ -611,10 +1125,10 @@
         <w:ind w:left="5760" w:hanging="360"/>
       </w:pPr>
       <w:rPr>
-        <w:rFonts w:hint="default" w:ascii="Courier New" w:hAnsi="Courier New"/>
+        <w:rFonts w:ascii="Courier New" w:hAnsi="Courier New" w:hint="default"/>
       </w:rPr>
     </w:lvl>
-    <w:lvl xmlns:w="http://schemas.openxmlformats.org/wordprocessingml/2006/main" w:ilvl="8">
+    <w:lvl w:ilvl="8" w:tplc="D244206C">
       <w:start w:val="1"/>
       <w:numFmt w:val="bullet"/>
       <w:lvlText w:val=""/>
@@ -623,23 +1137,250 @@
         <w:ind w:left="6480" w:hanging="360"/>
       </w:pPr>
       <w:rPr>
-        <w:rFonts w:hint="default" w:ascii="Wingdings" w:hAnsi="Wingdings"/>
+        <w:rFonts w:ascii="Wingdings" w:hAnsi="Wingdings" w:hint="default"/>
       </w:rPr>
     </w:lvl>
   </w:abstractNum>
-  <w:abstractNum xmlns:w="http://schemas.openxmlformats.org/wordprocessingml/2006/main" w:abstractNumId="2">
-    <w:nsid w:val="7361dc10"/>
-    <w:multiLevelType xmlns:w="http://schemas.openxmlformats.org/wordprocessingml/2006/main" w:val="hybridMultilevel"/>
-    <w:lvl xmlns:w="http://schemas.openxmlformats.org/wordprocessingml/2006/main" w:ilvl="0">
+  <w:abstractNum w:abstractNumId="1" w15:restartNumberingAfterBreak="0">
+    <w:nsid w:val="62E41CBA"/>
+    <w:multiLevelType w:val="multilevel"/>
+    <w:tmpl w:val="A0206840"/>
+    <w:lvl w:ilvl="0">
       <w:start w:val="1"/>
       <w:numFmt w:val="decimal"/>
       <w:lvlText w:val="%1."/>
       <w:lvlJc w:val="left"/>
       <w:pPr>
+        <w:tabs>
+          <w:tab w:val="num" w:pos="720"/>
+        </w:tabs>
         <w:ind w:left="720" w:hanging="360"/>
       </w:pPr>
     </w:lvl>
-    <w:lvl xmlns:w="http://schemas.openxmlformats.org/wordprocessingml/2006/main" w:ilvl="1">
+    <w:lvl w:ilvl="1" w:tentative="1">
+      <w:start w:val="1"/>
+      <w:numFmt w:val="decimal"/>
+      <w:lvlText w:val="%2."/>
+      <w:lvlJc w:val="left"/>
+      <w:pPr>
+        <w:tabs>
+          <w:tab w:val="num" w:pos="1440"/>
+        </w:tabs>
+        <w:ind w:left="1440" w:hanging="360"/>
+      </w:pPr>
+    </w:lvl>
+    <w:lvl w:ilvl="2" w:tentative="1">
+      <w:start w:val="1"/>
+      <w:numFmt w:val="decimal"/>
+      <w:lvlText w:val="%3."/>
+      <w:lvlJc w:val="left"/>
+      <w:pPr>
+        <w:tabs>
+          <w:tab w:val="num" w:pos="2160"/>
+        </w:tabs>
+        <w:ind w:left="2160" w:hanging="360"/>
+      </w:pPr>
+    </w:lvl>
+    <w:lvl w:ilvl="3" w:tentative="1">
+      <w:start w:val="1"/>
+      <w:numFmt w:val="decimal"/>
+      <w:lvlText w:val="%4."/>
+      <w:lvlJc w:val="left"/>
+      <w:pPr>
+        <w:tabs>
+          <w:tab w:val="num" w:pos="2880"/>
+        </w:tabs>
+        <w:ind w:left="2880" w:hanging="360"/>
+      </w:pPr>
+    </w:lvl>
+    <w:lvl w:ilvl="4" w:tentative="1">
+      <w:start w:val="1"/>
+      <w:numFmt w:val="decimal"/>
+      <w:lvlText w:val="%5."/>
+      <w:lvlJc w:val="left"/>
+      <w:pPr>
+        <w:tabs>
+          <w:tab w:val="num" w:pos="3600"/>
+        </w:tabs>
+        <w:ind w:left="3600" w:hanging="360"/>
+      </w:pPr>
+    </w:lvl>
+    <w:lvl w:ilvl="5" w:tentative="1">
+      <w:start w:val="1"/>
+      <w:numFmt w:val="decimal"/>
+      <w:lvlText w:val="%6."/>
+      <w:lvlJc w:val="left"/>
+      <w:pPr>
+        <w:tabs>
+          <w:tab w:val="num" w:pos="4320"/>
+        </w:tabs>
+        <w:ind w:left="4320" w:hanging="360"/>
+      </w:pPr>
+    </w:lvl>
+    <w:lvl w:ilvl="6" w:tentative="1">
+      <w:start w:val="1"/>
+      <w:numFmt w:val="decimal"/>
+      <w:lvlText w:val="%7."/>
+      <w:lvlJc w:val="left"/>
+      <w:pPr>
+        <w:tabs>
+          <w:tab w:val="num" w:pos="5040"/>
+        </w:tabs>
+        <w:ind w:left="5040" w:hanging="360"/>
+      </w:pPr>
+    </w:lvl>
+    <w:lvl w:ilvl="7" w:tentative="1">
+      <w:start w:val="1"/>
+      <w:numFmt w:val="decimal"/>
+      <w:lvlText w:val="%8."/>
+      <w:lvlJc w:val="left"/>
+      <w:pPr>
+        <w:tabs>
+          <w:tab w:val="num" w:pos="5760"/>
+        </w:tabs>
+        <w:ind w:left="5760" w:hanging="360"/>
+      </w:pPr>
+    </w:lvl>
+    <w:lvl w:ilvl="8" w:tentative="1">
+      <w:start w:val="1"/>
+      <w:numFmt w:val="decimal"/>
+      <w:lvlText w:val="%9."/>
+      <w:lvlJc w:val="left"/>
+      <w:pPr>
+        <w:tabs>
+          <w:tab w:val="num" w:pos="6480"/>
+        </w:tabs>
+        <w:ind w:left="6480" w:hanging="360"/>
+      </w:pPr>
+    </w:lvl>
+  </w:abstractNum>
+  <w:abstractNum w:abstractNumId="2" w15:restartNumberingAfterBreak="0">
+    <w:nsid w:val="68EC25C1"/>
+    <w:multiLevelType w:val="hybridMultilevel"/>
+    <w:tmpl w:val="BEC0811C"/>
+    <w:lvl w:ilvl="0" w:tplc="AB7639C6">
+      <w:start w:val="1"/>
+      <w:numFmt w:val="bullet"/>
+      <w:lvlText w:val=""/>
+      <w:lvlJc w:val="left"/>
+      <w:pPr>
+        <w:ind w:left="720" w:hanging="360"/>
+      </w:pPr>
+      <w:rPr>
+        <w:rFonts w:ascii="Symbol" w:hAnsi="Symbol" w:hint="default"/>
+      </w:rPr>
+    </w:lvl>
+    <w:lvl w:ilvl="1" w:tplc="C7A48508">
+      <w:start w:val="1"/>
+      <w:numFmt w:val="bullet"/>
+      <w:lvlText w:val="o"/>
+      <w:lvlJc w:val="left"/>
+      <w:pPr>
+        <w:ind w:left="1440" w:hanging="360"/>
+      </w:pPr>
+      <w:rPr>
+        <w:rFonts w:ascii="Courier New" w:hAnsi="Courier New" w:hint="default"/>
+      </w:rPr>
+    </w:lvl>
+    <w:lvl w:ilvl="2" w:tplc="02523F74">
+      <w:start w:val="1"/>
+      <w:numFmt w:val="bullet"/>
+      <w:lvlText w:val=""/>
+      <w:lvlJc w:val="left"/>
+      <w:pPr>
+        <w:ind w:left="2160" w:hanging="360"/>
+      </w:pPr>
+      <w:rPr>
+        <w:rFonts w:ascii="Wingdings" w:hAnsi="Wingdings" w:hint="default"/>
+      </w:rPr>
+    </w:lvl>
+    <w:lvl w:ilvl="3" w:tplc="9BD84ACE">
+      <w:start w:val="1"/>
+      <w:numFmt w:val="bullet"/>
+      <w:lvlText w:val=""/>
+      <w:lvlJc w:val="left"/>
+      <w:pPr>
+        <w:ind w:left="2880" w:hanging="360"/>
+      </w:pPr>
+      <w:rPr>
+        <w:rFonts w:ascii="Symbol" w:hAnsi="Symbol" w:hint="default"/>
+      </w:rPr>
+    </w:lvl>
+    <w:lvl w:ilvl="4" w:tplc="575E13A8">
+      <w:start w:val="1"/>
+      <w:numFmt w:val="bullet"/>
+      <w:lvlText w:val="o"/>
+      <w:lvlJc w:val="left"/>
+      <w:pPr>
+        <w:ind w:left="3600" w:hanging="360"/>
+      </w:pPr>
+      <w:rPr>
+        <w:rFonts w:ascii="Courier New" w:hAnsi="Courier New" w:hint="default"/>
+      </w:rPr>
+    </w:lvl>
+    <w:lvl w:ilvl="5" w:tplc="72B057BC">
+      <w:start w:val="1"/>
+      <w:numFmt w:val="bullet"/>
+      <w:lvlText w:val=""/>
+      <w:lvlJc w:val="left"/>
+      <w:pPr>
+        <w:ind w:left="4320" w:hanging="360"/>
+      </w:pPr>
+      <w:rPr>
+        <w:rFonts w:ascii="Wingdings" w:hAnsi="Wingdings" w:hint="default"/>
+      </w:rPr>
+    </w:lvl>
+    <w:lvl w:ilvl="6" w:tplc="2D383F5E">
+      <w:start w:val="1"/>
+      <w:numFmt w:val="bullet"/>
+      <w:lvlText w:val=""/>
+      <w:lvlJc w:val="left"/>
+      <w:pPr>
+        <w:ind w:left="5040" w:hanging="360"/>
+      </w:pPr>
+      <w:rPr>
+        <w:rFonts w:ascii="Symbol" w:hAnsi="Symbol" w:hint="default"/>
+      </w:rPr>
+    </w:lvl>
+    <w:lvl w:ilvl="7" w:tplc="52BC802C">
+      <w:start w:val="1"/>
+      <w:numFmt w:val="bullet"/>
+      <w:lvlText w:val="o"/>
+      <w:lvlJc w:val="left"/>
+      <w:pPr>
+        <w:ind w:left="5760" w:hanging="360"/>
+      </w:pPr>
+      <w:rPr>
+        <w:rFonts w:ascii="Courier New" w:hAnsi="Courier New" w:hint="default"/>
+      </w:rPr>
+    </w:lvl>
+    <w:lvl w:ilvl="8" w:tplc="B824F02A">
+      <w:start w:val="1"/>
+      <w:numFmt w:val="bullet"/>
+      <w:lvlText w:val=""/>
+      <w:lvlJc w:val="left"/>
+      <w:pPr>
+        <w:ind w:left="6480" w:hanging="360"/>
+      </w:pPr>
+      <w:rPr>
+        <w:rFonts w:ascii="Wingdings" w:hAnsi="Wingdings" w:hint="default"/>
+      </w:rPr>
+    </w:lvl>
+  </w:abstractNum>
+  <w:abstractNum w:abstractNumId="3" w15:restartNumberingAfterBreak="0">
+    <w:nsid w:val="7361DC10"/>
+    <w:multiLevelType w:val="hybridMultilevel"/>
+    <w:tmpl w:val="285A5B64"/>
+    <w:lvl w:ilvl="0" w:tplc="835CBEF8">
+      <w:start w:val="1"/>
+      <w:numFmt w:val="decimal"/>
+      <w:lvlText w:val="%1."/>
+      <w:lvlJc w:val="left"/>
+      <w:pPr>
+        <w:ind w:left="720" w:hanging="360"/>
+      </w:pPr>
+    </w:lvl>
+    <w:lvl w:ilvl="1" w:tplc="AB80FC80">
       <w:start w:val="1"/>
       <w:numFmt w:val="lowerLetter"/>
       <w:lvlText w:val="%2."/>
@@ -648,7 +1389,7 @@
         <w:ind w:left="1440" w:hanging="360"/>
       </w:pPr>
     </w:lvl>
-    <w:lvl xmlns:w="http://schemas.openxmlformats.org/wordprocessingml/2006/main" w:ilvl="2">
+    <w:lvl w:ilvl="2" w:tplc="4DB69ADE">
       <w:start w:val="1"/>
       <w:numFmt w:val="lowerRoman"/>
       <w:lvlText w:val="%3."/>
@@ -657,7 +1398,7 @@
         <w:ind w:left="2160" w:hanging="180"/>
       </w:pPr>
     </w:lvl>
-    <w:lvl xmlns:w="http://schemas.openxmlformats.org/wordprocessingml/2006/main" w:ilvl="3">
+    <w:lvl w:ilvl="3" w:tplc="A4A60CE6">
       <w:start w:val="1"/>
       <w:numFmt w:val="decimal"/>
       <w:lvlText w:val="%4."/>
@@ -666,7 +1407,7 @@
         <w:ind w:left="2880" w:hanging="360"/>
       </w:pPr>
     </w:lvl>
-    <w:lvl xmlns:w="http://schemas.openxmlformats.org/wordprocessingml/2006/main" w:ilvl="4">
+    <w:lvl w:ilvl="4" w:tplc="5858821A">
       <w:start w:val="1"/>
       <w:numFmt w:val="lowerLetter"/>
       <w:lvlText w:val="%5."/>
@@ -675,7 +1416,7 @@
         <w:ind w:left="3600" w:hanging="360"/>
       </w:pPr>
     </w:lvl>
-    <w:lvl xmlns:w="http://schemas.openxmlformats.org/wordprocessingml/2006/main" w:ilvl="5">
+    <w:lvl w:ilvl="5" w:tplc="C4F8D2C8">
       <w:start w:val="1"/>
       <w:numFmt w:val="lowerRoman"/>
       <w:lvlText w:val="%6."/>
@@ -684,7 +1425,7 @@
         <w:ind w:left="4320" w:hanging="180"/>
       </w:pPr>
     </w:lvl>
-    <w:lvl xmlns:w="http://schemas.openxmlformats.org/wordprocessingml/2006/main" w:ilvl="6">
+    <w:lvl w:ilvl="6" w:tplc="F9FE2EFE">
       <w:start w:val="1"/>
       <w:numFmt w:val="decimal"/>
       <w:lvlText w:val="%7."/>
@@ -693,7 +1434,7 @@
         <w:ind w:left="5040" w:hanging="360"/>
       </w:pPr>
     </w:lvl>
-    <w:lvl xmlns:w="http://schemas.openxmlformats.org/wordprocessingml/2006/main" w:ilvl="7">
+    <w:lvl w:ilvl="7" w:tplc="46FA3BEE">
       <w:start w:val="1"/>
       <w:numFmt w:val="lowerLetter"/>
       <w:lvlText w:val="%8."/>
@@ -702,7 +1443,7 @@
         <w:ind w:left="5760" w:hanging="360"/>
       </w:pPr>
     </w:lvl>
-    <w:lvl xmlns:w="http://schemas.openxmlformats.org/wordprocessingml/2006/main" w:ilvl="8">
+    <w:lvl w:ilvl="8" w:tplc="69B85326">
       <w:start w:val="1"/>
       <w:numFmt w:val="lowerRoman"/>
       <w:lvlText w:val="%9."/>
@@ -712,136 +1453,27 @@
       </w:pPr>
     </w:lvl>
   </w:abstractNum>
-  <w:abstractNum xmlns:w="http://schemas.openxmlformats.org/wordprocessingml/2006/main" w:abstractNumId="1">
-    <w:nsid w:val="2c3c1d21"/>
-    <w:multiLevelType xmlns:w="http://schemas.openxmlformats.org/wordprocessingml/2006/main" w:val="hybridMultilevel"/>
-    <w:lvl xmlns:w="http://schemas.openxmlformats.org/wordprocessingml/2006/main" w:ilvl="0">
-      <w:start w:val="1"/>
-      <w:numFmt w:val="bullet"/>
-      <w:lvlText w:val=""/>
-      <w:lvlJc w:val="left"/>
-      <w:pPr>
-        <w:ind w:left="720" w:hanging="360"/>
-      </w:pPr>
-      <w:rPr>
-        <w:rFonts w:hint="default" w:ascii="Symbol" w:hAnsi="Symbol"/>
-      </w:rPr>
-    </w:lvl>
-    <w:lvl xmlns:w="http://schemas.openxmlformats.org/wordprocessingml/2006/main" w:ilvl="1">
-      <w:start w:val="1"/>
-      <w:numFmt w:val="bullet"/>
-      <w:lvlText w:val="o"/>
-      <w:lvlJc w:val="left"/>
-      <w:pPr>
-        <w:ind w:left="1440" w:hanging="360"/>
-      </w:pPr>
-      <w:rPr>
-        <w:rFonts w:hint="default" w:ascii="Courier New" w:hAnsi="Courier New"/>
-      </w:rPr>
-    </w:lvl>
-    <w:lvl xmlns:w="http://schemas.openxmlformats.org/wordprocessingml/2006/main" w:ilvl="2">
-      <w:start w:val="1"/>
-      <w:numFmt w:val="bullet"/>
-      <w:lvlText w:val=""/>
-      <w:lvlJc w:val="left"/>
-      <w:pPr>
-        <w:ind w:left="2160" w:hanging="360"/>
-      </w:pPr>
-      <w:rPr>
-        <w:rFonts w:hint="default" w:ascii="Wingdings" w:hAnsi="Wingdings"/>
-      </w:rPr>
-    </w:lvl>
-    <w:lvl xmlns:w="http://schemas.openxmlformats.org/wordprocessingml/2006/main" w:ilvl="3">
-      <w:start w:val="1"/>
-      <w:numFmt w:val="bullet"/>
-      <w:lvlText w:val=""/>
-      <w:lvlJc w:val="left"/>
-      <w:pPr>
-        <w:ind w:left="2880" w:hanging="360"/>
-      </w:pPr>
-      <w:rPr>
-        <w:rFonts w:hint="default" w:ascii="Symbol" w:hAnsi="Symbol"/>
-      </w:rPr>
-    </w:lvl>
-    <w:lvl xmlns:w="http://schemas.openxmlformats.org/wordprocessingml/2006/main" w:ilvl="4">
-      <w:start w:val="1"/>
-      <w:numFmt w:val="bullet"/>
-      <w:lvlText w:val="o"/>
-      <w:lvlJc w:val="left"/>
-      <w:pPr>
-        <w:ind w:left="3600" w:hanging="360"/>
-      </w:pPr>
-      <w:rPr>
-        <w:rFonts w:hint="default" w:ascii="Courier New" w:hAnsi="Courier New"/>
-      </w:rPr>
-    </w:lvl>
-    <w:lvl xmlns:w="http://schemas.openxmlformats.org/wordprocessingml/2006/main" w:ilvl="5">
-      <w:start w:val="1"/>
-      <w:numFmt w:val="bullet"/>
-      <w:lvlText w:val=""/>
-      <w:lvlJc w:val="left"/>
-      <w:pPr>
-        <w:ind w:left="4320" w:hanging="360"/>
-      </w:pPr>
-      <w:rPr>
-        <w:rFonts w:hint="default" w:ascii="Wingdings" w:hAnsi="Wingdings"/>
-      </w:rPr>
-    </w:lvl>
-    <w:lvl xmlns:w="http://schemas.openxmlformats.org/wordprocessingml/2006/main" w:ilvl="6">
-      <w:start w:val="1"/>
-      <w:numFmt w:val="bullet"/>
-      <w:lvlText w:val=""/>
-      <w:lvlJc w:val="left"/>
-      <w:pPr>
-        <w:ind w:left="5040" w:hanging="360"/>
-      </w:pPr>
-      <w:rPr>
-        <w:rFonts w:hint="default" w:ascii="Symbol" w:hAnsi="Symbol"/>
-      </w:rPr>
-    </w:lvl>
-    <w:lvl xmlns:w="http://schemas.openxmlformats.org/wordprocessingml/2006/main" w:ilvl="7">
-      <w:start w:val="1"/>
-      <w:numFmt w:val="bullet"/>
-      <w:lvlText w:val="o"/>
-      <w:lvlJc w:val="left"/>
-      <w:pPr>
-        <w:ind w:left="5760" w:hanging="360"/>
-      </w:pPr>
-      <w:rPr>
-        <w:rFonts w:hint="default" w:ascii="Courier New" w:hAnsi="Courier New"/>
-      </w:rPr>
-    </w:lvl>
-    <w:lvl xmlns:w="http://schemas.openxmlformats.org/wordprocessingml/2006/main" w:ilvl="8">
-      <w:start w:val="1"/>
-      <w:numFmt w:val="bullet"/>
-      <w:lvlText w:val=""/>
-      <w:lvlJc w:val="left"/>
-      <w:pPr>
-        <w:ind w:left="6480" w:hanging="360"/>
-      </w:pPr>
-      <w:rPr>
-        <w:rFonts w:hint="default" w:ascii="Wingdings" w:hAnsi="Wingdings"/>
-      </w:rPr>
-    </w:lvl>
-  </w:abstractNum>
-  <w:num w:numId="3">
+  <w:num w:numId="1" w16cid:durableId="749162094">
+    <w:abstractNumId w:val="2"/>
+  </w:num>
+  <w:num w:numId="2" w16cid:durableId="2145077492">
     <w:abstractNumId w:val="3"/>
   </w:num>
-  <w:num w:numId="2">
-    <w:abstractNumId w:val="2"/>
+  <w:num w:numId="3" w16cid:durableId="2003969686">
+    <w:abstractNumId w:val="0"/>
   </w:num>
-  <w:num w:numId="1">
+  <w:num w:numId="4" w16cid:durableId="1617784902">
     <w:abstractNumId w:val="1"/>
   </w:num>
 </w:numbering>
 </file>
 
 <file path=word/styles.xml><?xml version="1.0" encoding="utf-8"?>
-<w:styles xmlns:wp14="http://schemas.microsoft.com/office/word/2010/wordprocessingDrawing" xmlns:mc="http://schemas.openxmlformats.org/markup-compatibility/2006" xmlns:r="http://schemas.openxmlformats.org/officeDocument/2006/relationships" xmlns:w="http://schemas.openxmlformats.org/wordprocessingml/2006/main" xmlns:w14="http://schemas.microsoft.com/office/word/2010/wordml" xmlns:w15="http://schemas.microsoft.com/office/word/2012/wordml" xmlns:w16se="http://schemas.microsoft.com/office/word/2015/wordml/symex" xmlns:w16cid="http://schemas.microsoft.com/office/word/2016/wordml/cid" xmlns:w16="http://schemas.microsoft.com/office/word/2018/wordml" xmlns:w16cex="http://schemas.microsoft.com/office/word/2018/wordml/cex" xmlns:w16sdtdh="http://schemas.microsoft.com/office/word/2020/wordml/sdtdatahash" xmlns:w16sdtfl="http://schemas.microsoft.com/office/word/2024/wordml/sdtformatlock" mc:Ignorable="w14 w15 wp14 w16se w16cid w16 w16cex w16sdtdh w16sdtfl">
+<w:styles xmlns:mc="http://schemas.openxmlformats.org/markup-compatibility/2006" xmlns:r="http://schemas.openxmlformats.org/officeDocument/2006/relationships" xmlns:w="http://schemas.openxmlformats.org/wordprocessingml/2006/main" xmlns:w14="http://schemas.microsoft.com/office/word/2010/wordml" xmlns:w15="http://schemas.microsoft.com/office/word/2012/wordml" xmlns:w16cex="http://schemas.microsoft.com/office/word/2018/wordml/cex" xmlns:w16cid="http://schemas.microsoft.com/office/word/2016/wordml/cid" xmlns:w16="http://schemas.microsoft.com/office/word/2018/wordml" xmlns:w16du="http://schemas.microsoft.com/office/word/2023/wordml/word16du" xmlns:w16sdtdh="http://schemas.microsoft.com/office/word/2020/wordml/sdtdatahash" xmlns:w16sdtfl="http://schemas.microsoft.com/office/word/2024/wordml/sdtformatlock" xmlns:w16se="http://schemas.microsoft.com/office/word/2015/wordml/symex" mc:Ignorable="w14 w15 w16se w16cid w16 w16cex w16sdtdh w16sdtfl w16du">
   <w:docDefaults>
     <w:rPrDefault>
       <w:rPr>
-        <w:rFonts w:asciiTheme="minorHAnsi" w:hAnsiTheme="minorHAnsi" w:eastAsiaTheme="minorEastAsia" w:cstheme="minorBidi"/>
+        <w:rFonts w:asciiTheme="minorHAnsi" w:eastAsiaTheme="minorEastAsia" w:hAnsiTheme="minorHAnsi" w:cstheme="minorBidi"/>
         <w:sz w:val="24"/>
         <w:szCs w:val="24"/>
         <w:lang w:val="en-US" w:eastAsia="ja-JP" w:bidi="ar-SA"/>
@@ -853,17 +1485,17 @@
       </w:pPr>
     </w:pPrDefault>
   </w:docDefaults>
-  <w:latentStyles w:defLockedState="0" w:defUIPriority="99" w:defSemiHidden="0" w:defUnhideWhenUsed="0" w:defQFormat="0" w:count="371">
+  <w:latentStyles w:defLockedState="0" w:defUIPriority="99" w:defSemiHidden="0" w:defUnhideWhenUsed="0" w:defQFormat="0" w:count="376">
     <w:lsdException w:name="Normal" w:uiPriority="0" w:qFormat="1"/>
     <w:lsdException w:name="heading 1" w:uiPriority="9" w:qFormat="1"/>
-    <w:lsdException w:name="heading 2" w:uiPriority="9" w:semiHidden="1" w:unhideWhenUsed="1" w:qFormat="1"/>
-    <w:lsdException w:name="heading 3" w:uiPriority="9" w:semiHidden="1" w:unhideWhenUsed="1" w:qFormat="1"/>
-    <w:lsdException w:name="heading 4" w:uiPriority="9" w:semiHidden="1" w:unhideWhenUsed="1" w:qFormat="1"/>
-    <w:lsdException w:name="heading 5" w:uiPriority="9" w:semiHidden="1" w:unhideWhenUsed="1" w:qFormat="1"/>
-    <w:lsdException w:name="heading 6" w:uiPriority="9" w:semiHidden="1" w:unhideWhenUsed="1" w:qFormat="1"/>
-    <w:lsdException w:name="heading 7" w:uiPriority="9" w:semiHidden="1" w:unhideWhenUsed="1" w:qFormat="1"/>
-    <w:lsdException w:name="heading 8" w:uiPriority="9" w:semiHidden="1" w:unhideWhenUsed="1" w:qFormat="1"/>
-    <w:lsdException w:name="heading 9" w:uiPriority="9" w:semiHidden="1" w:unhideWhenUsed="1" w:qFormat="1"/>
+    <w:lsdException w:name="heading 2" w:semiHidden="1" w:uiPriority="9" w:unhideWhenUsed="1" w:qFormat="1"/>
+    <w:lsdException w:name="heading 3" w:semiHidden="1" w:uiPriority="9" w:unhideWhenUsed="1" w:qFormat="1"/>
+    <w:lsdException w:name="heading 4" w:semiHidden="1" w:uiPriority="9" w:unhideWhenUsed="1" w:qFormat="1"/>
+    <w:lsdException w:name="heading 5" w:semiHidden="1" w:uiPriority="9" w:unhideWhenUsed="1" w:qFormat="1"/>
+    <w:lsdException w:name="heading 6" w:semiHidden="1" w:uiPriority="9" w:unhideWhenUsed="1" w:qFormat="1"/>
+    <w:lsdException w:name="heading 7" w:semiHidden="1" w:uiPriority="9" w:unhideWhenUsed="1" w:qFormat="1"/>
+    <w:lsdException w:name="heading 8" w:semiHidden="1" w:uiPriority="9" w:unhideWhenUsed="1" w:qFormat="1"/>
+    <w:lsdException w:name="heading 9" w:semiHidden="1" w:uiPriority="9" w:unhideWhenUsed="1" w:qFormat="1"/>
     <w:lsdException w:name="index 1" w:semiHidden="1" w:unhideWhenUsed="1"/>
     <w:lsdException w:name="index 2" w:semiHidden="1" w:unhideWhenUsed="1"/>
     <w:lsdException w:name="index 3" w:semiHidden="1" w:unhideWhenUsed="1"/>
@@ -873,22 +1505,22 @@
     <w:lsdException w:name="index 7" w:semiHidden="1" w:unhideWhenUsed="1"/>
     <w:lsdException w:name="index 8" w:semiHidden="1" w:unhideWhenUsed="1"/>
     <w:lsdException w:name="index 9" w:semiHidden="1" w:unhideWhenUsed="1"/>
-    <w:lsdException w:name="toc 1" w:uiPriority="39" w:semiHidden="1" w:unhideWhenUsed="1"/>
-    <w:lsdException w:name="toc 2" w:uiPriority="39" w:semiHidden="1" w:unhideWhenUsed="1"/>
-    <w:lsdException w:name="toc 3" w:uiPriority="39" w:semiHidden="1" w:unhideWhenUsed="1"/>
-    <w:lsdException w:name="toc 4" w:uiPriority="39" w:semiHidden="1" w:unhideWhenUsed="1"/>
-    <w:lsdException w:name="toc 5" w:uiPriority="39" w:semiHidden="1" w:unhideWhenUsed="1"/>
-    <w:lsdException w:name="toc 6" w:uiPriority="39" w:semiHidden="1" w:unhideWhenUsed="1"/>
-    <w:lsdException w:name="toc 7" w:uiPriority="39" w:semiHidden="1" w:unhideWhenUsed="1"/>
-    <w:lsdException w:name="toc 8" w:uiPriority="39" w:semiHidden="1" w:unhideWhenUsed="1"/>
-    <w:lsdException w:name="toc 9" w:uiPriority="39" w:semiHidden="1" w:unhideWhenUsed="1"/>
+    <w:lsdException w:name="toc 1" w:semiHidden="1" w:uiPriority="39" w:unhideWhenUsed="1"/>
+    <w:lsdException w:name="toc 2" w:semiHidden="1" w:uiPriority="39" w:unhideWhenUsed="1"/>
+    <w:lsdException w:name="toc 3" w:semiHidden="1" w:uiPriority="39" w:unhideWhenUsed="1"/>
+    <w:lsdException w:name="toc 4" w:semiHidden="1" w:uiPriority="39" w:unhideWhenUsed="1"/>
+    <w:lsdException w:name="toc 5" w:semiHidden="1" w:uiPriority="39" w:unhideWhenUsed="1"/>
+    <w:lsdException w:name="toc 6" w:semiHidden="1" w:uiPriority="39" w:unhideWhenUsed="1"/>
+    <w:lsdException w:name="toc 7" w:semiHidden="1" w:uiPriority="39" w:unhideWhenUsed="1"/>
+    <w:lsdException w:name="toc 8" w:semiHidden="1" w:uiPriority="39" w:unhideWhenUsed="1"/>
+    <w:lsdException w:name="toc 9" w:semiHidden="1" w:uiPriority="39" w:unhideWhenUsed="1"/>
     <w:lsdException w:name="Normal Indent" w:semiHidden="1" w:unhideWhenUsed="1"/>
     <w:lsdException w:name="footnote text" w:semiHidden="1" w:unhideWhenUsed="1"/>
     <w:lsdException w:name="annotation text" w:semiHidden="1" w:unhideWhenUsed="1"/>
     <w:lsdException w:name="header" w:semiHidden="1" w:unhideWhenUsed="1"/>
     <w:lsdException w:name="footer" w:semiHidden="1" w:unhideWhenUsed="1"/>
     <w:lsdException w:name="index heading" w:semiHidden="1" w:unhideWhenUsed="1"/>
-    <w:lsdException w:name="caption" w:uiPriority="35" w:semiHidden="1" w:unhideWhenUsed="1" w:qFormat="1"/>
+    <w:lsdException w:name="caption" w:semiHidden="1" w:uiPriority="35" w:unhideWhenUsed="1" w:qFormat="1"/>
     <w:lsdException w:name="table of figures" w:semiHidden="1" w:unhideWhenUsed="1"/>
     <w:lsdException w:name="envelope address" w:semiHidden="1" w:unhideWhenUsed="1"/>
     <w:lsdException w:name="envelope return" w:semiHidden="1" w:unhideWhenUsed="1"/>
@@ -919,7 +1551,7 @@
     <w:lsdException w:name="Title" w:uiPriority="10" w:qFormat="1"/>
     <w:lsdException w:name="Closing" w:semiHidden="1" w:unhideWhenUsed="1"/>
     <w:lsdException w:name="Signature" w:semiHidden="1" w:unhideWhenUsed="1"/>
-    <w:lsdException w:name="Default Paragraph Font" w:uiPriority="1" w:semiHidden="1" w:unhideWhenUsed="1"/>
+    <w:lsdException w:name="Default Paragraph Font" w:semiHidden="1" w:uiPriority="1" w:unhideWhenUsed="1"/>
     <w:lsdException w:name="Body Text" w:semiHidden="1" w:unhideWhenUsed="1"/>
     <w:lsdException w:name="Body Text Indent" w:semiHidden="1" w:unhideWhenUsed="1"/>
     <w:lsdException w:name="List Continue" w:semiHidden="1" w:unhideWhenUsed="1"/>
@@ -1119,8 +1751,8 @@
     <w:lsdException w:name="Subtle Reference" w:uiPriority="31" w:qFormat="1"/>
     <w:lsdException w:name="Intense Reference" w:uiPriority="32" w:qFormat="1"/>
     <w:lsdException w:name="Book Title" w:uiPriority="33" w:qFormat="1"/>
-    <w:lsdException w:name="Bibliography" w:uiPriority="37" w:semiHidden="1" w:unhideWhenUsed="1"/>
-    <w:lsdException w:name="TOC Heading" w:uiPriority="39" w:semiHidden="1" w:unhideWhenUsed="1" w:qFormat="1"/>
+    <w:lsdException w:name="Bibliography" w:semiHidden="1" w:uiPriority="37" w:unhideWhenUsed="1"/>
+    <w:lsdException w:name="TOC Heading" w:semiHidden="1" w:uiPriority="39" w:unhideWhenUsed="1" w:qFormat="1"/>
     <w:lsdException w:name="Plain Table 1" w:uiPriority="41"/>
     <w:lsdException w:name="Plain Table 2" w:uiPriority="42"/>
     <w:lsdException w:name="Plain Table 3" w:uiPriority="43"/>
@@ -1225,18 +1857,84 @@
     <w:lsdException w:name="List Table 5 Dark Accent 6" w:uiPriority="50"/>
     <w:lsdException w:name="List Table 6 Colorful Accent 6" w:uiPriority="51"/>
     <w:lsdException w:name="List Table 7 Colorful Accent 6" w:uiPriority="52"/>
+    <w:lsdException w:name="Mention" w:semiHidden="1" w:unhideWhenUsed="1"/>
+    <w:lsdException w:name="Smart Hyperlink" w:semiHidden="1" w:unhideWhenUsed="1"/>
+    <w:lsdException w:name="Hashtag" w:semiHidden="1" w:unhideWhenUsed="1"/>
+    <w:lsdException w:name="Unresolved Mention" w:semiHidden="1" w:unhideWhenUsed="1"/>
+    <w:lsdException w:name="Smart Link" w:semiHidden="1" w:unhideWhenUsed="1"/>
   </w:latentStyles>
-  <w:style w:type="paragraph" w:styleId="Normal" w:default="1">
+  <w:style w:type="paragraph" w:default="1" w:styleId="Normal">
     <w:name w:val="Normal"/>
     <w:qFormat/>
   </w:style>
-  <w:style w:type="character" w:styleId="DefaultParagraphFont" w:default="1">
+  <w:style w:type="paragraph" w:styleId="Heading1">
+    <w:name w:val="heading 1"/>
+    <w:basedOn w:val="Normal"/>
+    <w:next w:val="Normal"/>
+    <w:uiPriority w:val="9"/>
+    <w:qFormat/>
+    <w:rsid w:val="0B3C4807"/>
+    <w:pPr>
+      <w:keepNext/>
+      <w:keepLines/>
+      <w:spacing w:before="360" w:after="80"/>
+      <w:outlineLvl w:val="0"/>
+    </w:pPr>
+    <w:rPr>
+      <w:rFonts w:asciiTheme="majorHAnsi" w:eastAsiaTheme="majorEastAsia" w:hAnsiTheme="majorHAnsi" w:cstheme="majorBidi"/>
+      <w:color w:val="0F4761" w:themeColor="accent1" w:themeShade="BF"/>
+      <w:sz w:val="40"/>
+      <w:szCs w:val="40"/>
+    </w:rPr>
+  </w:style>
+  <w:style w:type="paragraph" w:styleId="Heading2">
+    <w:name w:val="heading 2"/>
+    <w:basedOn w:val="Normal"/>
+    <w:next w:val="Normal"/>
+    <w:uiPriority w:val="9"/>
+    <w:unhideWhenUsed/>
+    <w:qFormat/>
+    <w:rsid w:val="0B3C4807"/>
+    <w:pPr>
+      <w:keepNext/>
+      <w:keepLines/>
+      <w:spacing w:before="160" w:after="80"/>
+      <w:outlineLvl w:val="1"/>
+    </w:pPr>
+    <w:rPr>
+      <w:rFonts w:asciiTheme="majorHAnsi" w:eastAsiaTheme="majorEastAsia" w:hAnsiTheme="majorHAnsi" w:cstheme="majorBidi"/>
+      <w:color w:val="0F4761" w:themeColor="accent1" w:themeShade="BF"/>
+      <w:sz w:val="32"/>
+      <w:szCs w:val="32"/>
+    </w:rPr>
+  </w:style>
+  <w:style w:type="paragraph" w:styleId="Heading3">
+    <w:name w:val="heading 3"/>
+    <w:basedOn w:val="Normal"/>
+    <w:next w:val="Normal"/>
+    <w:uiPriority w:val="9"/>
+    <w:unhideWhenUsed/>
+    <w:qFormat/>
+    <w:rsid w:val="0B3C4807"/>
+    <w:pPr>
+      <w:keepNext/>
+      <w:keepLines/>
+      <w:spacing w:before="160" w:after="80"/>
+      <w:outlineLvl w:val="2"/>
+    </w:pPr>
+    <w:rPr>
+      <w:rFonts w:eastAsiaTheme="majorEastAsia" w:cstheme="majorBidi"/>
+      <w:color w:val="0F4761" w:themeColor="accent1" w:themeShade="BF"/>
+      <w:sz w:val="28"/>
+      <w:szCs w:val="28"/>
+    </w:rPr>
+  </w:style>
+  <w:style w:type="character" w:default="1" w:styleId="DefaultParagraphFont">
     <w:name w:val="Default Paragraph Font"/>
     <w:uiPriority w:val="1"/>
-    <w:semiHidden/>
     <w:unhideWhenUsed/>
   </w:style>
-  <w:style w:type="table" w:styleId="TableNormal" w:default="1">
+  <w:style w:type="table" w:default="1" w:styleId="TableNormal">
     <w:name w:val="Normal Table"/>
     <w:uiPriority w:val="99"/>
     <w:semiHidden/>
@@ -1251,82 +1949,19 @@
       </w:tblCellMar>
     </w:tblPr>
   </w:style>
-  <w:style w:type="numbering" w:styleId="NoList" w:default="1">
+  <w:style w:type="numbering" w:default="1" w:styleId="NoList">
     <w:name w:val="No List"/>
     <w:uiPriority w:val="99"/>
     <w:semiHidden/>
     <w:unhideWhenUsed/>
   </w:style>
-  <w:style w:type="paragraph" w:styleId="Heading1">
-    <w:uiPriority w:val="9"/>
-    <w:name w:val="heading 1"/>
-    <w:basedOn w:val="Normal"/>
-    <w:next w:val="Normal"/>
-    <w:qFormat/>
-    <w:rsid w:val="0B3C4807"/>
-    <w:rPr>
-      <w:rFonts w:ascii="Aptos Display" w:hAnsi="Aptos Display" w:eastAsia="" w:cs="" w:asciiTheme="majorAscii" w:hAnsiTheme="majorAscii" w:eastAsiaTheme="majorEastAsia" w:cstheme="majorBidi"/>
-      <w:color w:val="0F4761" w:themeColor="accent1" w:themeTint="FF" w:themeShade="BF"/>
-      <w:sz w:val="40"/>
-      <w:szCs w:val="40"/>
-    </w:rPr>
-    <w:pPr>
-      <w:keepNext w:val="1"/>
-      <w:keepLines w:val="1"/>
-      <w:spacing w:before="360" w:after="80"/>
-      <w:outlineLvl w:val="0"/>
-    </w:pPr>
-  </w:style>
-  <w:style w:type="paragraph" w:styleId="Heading2">
-    <w:uiPriority w:val="9"/>
-    <w:name w:val="heading 2"/>
-    <w:basedOn w:val="Normal"/>
-    <w:next w:val="Normal"/>
-    <w:unhideWhenUsed/>
-    <w:qFormat/>
-    <w:rsid w:val="0B3C4807"/>
-    <w:rPr>
-      <w:rFonts w:ascii="Aptos Display" w:hAnsi="Aptos Display" w:eastAsia="" w:cs="" w:asciiTheme="majorAscii" w:hAnsiTheme="majorAscii" w:eastAsiaTheme="majorEastAsia" w:cstheme="majorBidi"/>
-      <w:color w:val="0F4761" w:themeColor="accent1" w:themeTint="FF" w:themeShade="BF"/>
-      <w:sz w:val="32"/>
-      <w:szCs w:val="32"/>
-    </w:rPr>
-    <w:pPr>
-      <w:keepNext w:val="1"/>
-      <w:keepLines w:val="1"/>
-      <w:spacing w:before="160" w:after="80"/>
-      <w:outlineLvl w:val="1"/>
-    </w:pPr>
-  </w:style>
-  <w:style w:type="paragraph" w:styleId="Heading3">
-    <w:uiPriority w:val="9"/>
-    <w:name w:val="heading 3"/>
-    <w:basedOn w:val="Normal"/>
-    <w:next w:val="Normal"/>
-    <w:unhideWhenUsed/>
-    <w:qFormat/>
-    <w:rsid w:val="0B3C4807"/>
-    <w:rPr>
-      <w:rFonts w:eastAsia="" w:cs="" w:eastAsiaTheme="majorEastAsia" w:cstheme="majorBidi"/>
-      <w:color w:val="0F4761" w:themeColor="accent1" w:themeTint="FF" w:themeShade="BF"/>
-      <w:sz w:val="28"/>
-      <w:szCs w:val="28"/>
-    </w:rPr>
-    <w:pPr>
-      <w:keepNext w:val="1"/>
-      <w:keepLines w:val="1"/>
-      <w:spacing w:before="160" w:after="80"/>
-      <w:outlineLvl w:val="2"/>
-    </w:pPr>
-  </w:style>
   <w:style w:type="paragraph" w:styleId="ListParagraph">
-    <w:uiPriority w:val="34"/>
     <w:name w:val="List Paragraph"/>
     <w:basedOn w:val="Normal"/>
+    <w:uiPriority w:val="34"/>
     <w:qFormat/>
     <w:rsid w:val="0B3C4807"/>
     <w:pPr>
-      <w:spacing/>
       <w:ind w:left="720"/>
       <w:contextualSpacing/>
     </w:pPr>
@@ -1335,7 +1970,7 @@
 </file>
 
 <file path=word/theme/theme1.xml><?xml version="1.0" encoding="utf-8"?>
-<a:theme xmlns:thm15="http://schemas.microsoft.com/office/thememl/2012/main" xmlns:a="http://schemas.openxmlformats.org/drawingml/2006/main" name="Office Theme">
+<a:theme xmlns:a="http://schemas.openxmlformats.org/drawingml/2006/main" name="Office Theme">
   <a:themeElements>
     <a:clrScheme name="Office">
       <a:dk1>
